--- a/files/SFUMC_Worship_PlanningRhythm_2026.docx
+++ b/files/SFUMC_Worship_PlanningRhythm_2026.docx
@@ -1,6 +1,6 @@
 
 <file path=word/document.xml><?xml version="1.0" encoding="utf-8"?>
-<w:document xmlns:wpc="http://schemas.microsoft.com/office/word/2010/wordprocessingCanvas" xmlns:mc="http://schemas.openxmlformats.org/markup-compatibility/2006" xmlns:o="urn:schemas-microsoft-com:office:office" xmlns:r="http://schemas.openxmlformats.org/officeDocument/2006/relationships" xmlns:m="http://schemas.openxmlformats.org/officeDocument/2006/math" xmlns:v="urn:schemas-microsoft-com:vml" xmlns:wp14="http://schemas.microsoft.com/office/word/2010/wordprocessingDrawing" xmlns:wp="http://schemas.openxmlformats.org/drawingml/2006/wordprocessingDrawing" xmlns:w10="urn:schemas-microsoft-com:office:word" xmlns:w="http://schemas.openxmlformats.org/wordprocessingml/2006/main" xmlns:w14="http://schemas.microsoft.com/office/word/2010/wordml" xmlns:w15="http://schemas.microsoft.com/office/word/2012/wordml" xmlns:wpg="http://schemas.microsoft.com/office/word/2010/wordprocessingGroup" xmlns:wpi="http://schemas.microsoft.com/office/word/2010/wordprocessingInk" xmlns:wne="http://schemas.microsoft.com/office/word/2006/wordml" xmlns:wps="http://schemas.microsoft.com/office/word/2010/wordprocessingShape" xmlns:cx="http://schemas.microsoft.com/office/drawing/2014/chartex" xmlns:cx1="http://schemas.microsoft.com/office/drawing/2015/9/8/chartex" xmlns:cx2="http://schemas.microsoft.com/office/drawing/2015/10/21/chartex" xmlns:cx3="http://schemas.microsoft.com/office/drawing/2016/5/9/chartex" xmlns:cx4="http://schemas.microsoft.com/office/drawing/2016/5/10/chartex" xmlns:cx5="http://schemas.microsoft.com/office/drawing/2016/5/11/chartex" xmlns:cx6="http://schemas.microsoft.com/office/drawing/2016/5/12/chartex" xmlns:cx7="http://schemas.microsoft.com/office/drawing/2016/5/13/chartex" xmlns:cx8="http://schemas.microsoft.com/office/drawing/2016/5/14/chartex" xmlns:aink="http://schemas.microsoft.com/office/drawing/2016/ink" xmlns:am3d="http://schemas.microsoft.com/office/drawing/2017/model3d" xmlns:w16cex="http://schemas.microsoft.com/office/word/2018/wordml/cex" xmlns:w16cid="http://schemas.microsoft.com/office/word/2016/wordml/cid" xmlns:w16="http://schemas.microsoft.com/office/word/2018/wordml" xmlns:w16sdtdh="http://schemas.microsoft.com/office/word/2020/wordml/sdtdatahash" xmlns:w16se="http://schemas.microsoft.com/office/word/2015/wordml/symex" mc:Ignorable="w14 w15 wp14">
+<w:document xmlns:wpc="http://schemas.microsoft.com/office/word/2010/wordprocessingCanvas" xmlns:cx="http://schemas.microsoft.com/office/drawing/2014/chartex" xmlns:cx1="http://schemas.microsoft.com/office/drawing/2015/9/8/chartex" xmlns:cx2="http://schemas.microsoft.com/office/drawing/2015/10/21/chartex" xmlns:cx3="http://schemas.microsoft.com/office/drawing/2016/5/9/chartex" xmlns:cx4="http://schemas.microsoft.com/office/drawing/2016/5/10/chartex" xmlns:cx5="http://schemas.microsoft.com/office/drawing/2016/5/11/chartex" xmlns:cx6="http://schemas.microsoft.com/office/drawing/2016/5/12/chartex" xmlns:cx7="http://schemas.microsoft.com/office/drawing/2016/5/13/chartex" xmlns:cx8="http://schemas.microsoft.com/office/drawing/2016/5/14/chartex" xmlns:mc="http://schemas.openxmlformats.org/markup-compatibility/2006" xmlns:m="http://schemas.openxmlformats.org/officeDocument/2006/math" xmlns:aink="http://schemas.microsoft.com/office/drawing/2016/ink" xmlns:am3d="http://schemas.microsoft.com/office/drawing/2017/model3d" xmlns:oel="http://schemas.microsoft.com/office/2019/extlst" xmlns:r="http://schemas.openxmlformats.org/officeDocument/2006/relationships" xmlns:wp14="http://schemas.microsoft.com/office/word/2010/wordprocessingDrawing" xmlns:wp="http://schemas.openxmlformats.org/drawingml/2006/wordprocessingDrawing" xmlns:wpg="http://schemas.microsoft.com/office/word/2010/wordprocessingGroup" xmlns:wpi="http://schemas.microsoft.com/office/word/2010/wordprocessingInk" xmlns:wps="http://schemas.microsoft.com/office/word/2010/wordprocessingShape" xmlns:o="urn:schemas-microsoft-com:office:office" xmlns:v="urn:schemas-microsoft-com:vml" xmlns:w10="urn:schemas-microsoft-com:office:word" xmlns:w="http://schemas.openxmlformats.org/wordprocessingml/2006/main" xmlns:w14="http://schemas.microsoft.com/office/word/2010/wordml" xmlns:w15="http://schemas.microsoft.com/office/word/2012/wordml" xmlns:w16cei="http://schemas.microsoft.com/office/word/2026/wordml/cei" xmlns:w16cex="http://schemas.microsoft.com/office/word/2018/wordml/cex" xmlns:w16cid="http://schemas.microsoft.com/office/word/2016/wordml/cid" xmlns:w16="http://schemas.microsoft.com/office/word/2018/wordml" xmlns:w16sdtdh="http://schemas.microsoft.com/office/word/2020/wordml/sdtdatahash" xmlns:w16sdtfl="http://schemas.microsoft.com/office/word/2024/wordml/sdtformatlock" xmlns:w16se="http://schemas.microsoft.com/office/word/2015/wordml/symex" xmlns:w16du="http://schemas.microsoft.com/office/word/2023/wordml/word16du" xmlns:wne="http://schemas.microsoft.com/office/word/2006/wordml" mc:Ignorable="w14 w15 w16se w16cid w16 w16cex w16sdtdh w16sdtfl w16du wp14">
   <w:body>
     <w:p>
       <w:pPr>
@@ -8,7 +8,6 @@
       </w:pPr>
       <w:r>
         <w:rPr>
-          <w:rFonts w:ascii="Georgia" w:cs="Georgia" w:eastAsia="Georgia" w:hAnsi="Georgia"/>
           <w:b/>
           <w:bCs/>
           <w:smallCaps/>
@@ -16,58 +15,67 @@
           <w:sz w:val="18"/>
           <w:szCs w:val="18"/>
         </w:rPr>
-        <w:t xml:space="preserve">WORSHIP</w:t>
+        <w:t>WORSHIP</w:t>
       </w:r>
     </w:p>
     <w:p>
       <w:pPr>
         <w:pBdr>
-          <w:bottom w:val="single" w:color="7B2D26" w:sz="6" w:space="6"/>
+          <w:bottom w:val="single" w:sz="6" w:space="6" w:color="7B2D26"/>
         </w:pBdr>
         <w:spacing w:after="200"/>
       </w:pPr>
       <w:r>
         <w:rPr>
-          <w:rFonts w:ascii="Georgia" w:cs="Georgia" w:eastAsia="Georgia" w:hAnsi="Georgia"/>
           <w:b/>
           <w:bCs/>
           <w:color w:val="7B2D26"/>
           <w:sz w:val="40"/>
           <w:szCs w:val="40"/>
         </w:rPr>
-        <w:t xml:space="preserve">The Worship Planning Rhythm</w:t>
-      </w:r>
-    </w:p>
-    <w:p>
-      <w:pPr>
-        <w:spacing w:after="220" w:before="120"/>
+        <w:t>The Worship Planning Rhythm</w:t>
+      </w:r>
+    </w:p>
+    <w:p>
+      <w:pPr>
+        <w:spacing w:before="120" w:after="220"/>
       </w:pPr>
       <w:r>
         <w:rPr>
-          <w:rFonts w:ascii="Georgia" w:cs="Georgia" w:eastAsia="Georgia" w:hAnsi="Georgia"/>
           <w:i/>
           <w:iCs/>
           <w:sz w:val="24"/>
           <w:szCs w:val="24"/>
         </w:rPr>
-        <w:t xml:space="preserve">Who plans worship at SFUMC, how the weekly workflow runs through Planning Center, and how three groups with similar names actually divide the work.</w:t>
+        <w:t xml:space="preserve">Who plans worship at SFUMC, how the weekly workflow runs through Planning Center, and how three groups with similar names </w:t>
+      </w:r>
+      <w:proofErr w:type="gramStart"/>
+      <w:r>
+        <w:rPr>
+          <w:i/>
+          <w:iCs/>
+          <w:sz w:val="24"/>
+          <w:szCs w:val="24"/>
+        </w:rPr>
+        <w:t>actually divide</w:t>
+      </w:r>
+      <w:proofErr w:type="gramEnd"/>
+      <w:r>
+        <w:rPr>
+          <w:i/>
+          <w:iCs/>
+          <w:sz w:val="24"/>
+          <w:szCs w:val="24"/>
+        </w:rPr>
+        <w:t xml:space="preserve"> the work.</w:t>
       </w:r>
     </w:p>
     <w:p>
       <w:pPr>
         <w:pStyle w:val="Heading1"/>
-        <w:spacing w:after="120" w:before="260"/>
-      </w:pPr>
-      <w:r>
-        <w:rPr>
-          <w:rFonts w:ascii="Georgia" w:cs="Georgia" w:eastAsia="Georgia" w:hAnsi="Georgia"/>
-          <w:b/>
-          <w:bCs/>
-          <w:color w:val="7B2D26"/>
-          <w:sz w:val="30"/>
-          <w:szCs w:val="30"/>
-        </w:rPr>
-        <w:t xml:space="preserve">Three groups, three jobs</w:t>
+      </w:pPr>
+      <w:r>
+        <w:t>Three groups, three jobs</w:t>
       </w:r>
     </w:p>
     <w:p>
@@ -75,279 +83,283 @@
         <w:spacing w:after="160"/>
       </w:pPr>
       <w:r>
-        <w:rPr>
-          <w:rFonts w:ascii="Georgia" w:cs="Georgia" w:eastAsia="Georgia" w:hAnsi="Georgia"/>
-          <w:sz w:val="22"/>
-          <w:szCs w:val="22"/>
-        </w:rPr>
-        <w:t xml:space="preserve">The single most confusing thing about worship for a newcomer is that three groups have overlapping names. Naming what each one does removes the confusion:</w:t>
+        <w:t>The single most confusing thing about worship for a newcomer is that three groups have overlapping names. Naming what each one does removes the confusion:</w:t>
       </w:r>
     </w:p>
     <w:tbl>
       <w:tblPr>
-        <w:tblW w:type="dxa" w:w="9360"/>
+        <w:tblW w:w="9360" w:type="dxa"/>
         <w:tblBorders>
-          <w:top w:val="single" w:color="auto" w:sz="4"/>
-          <w:left w:val="single" w:color="auto" w:sz="4"/>
-          <w:bottom w:val="single" w:color="auto" w:sz="4"/>
-          <w:right w:val="single" w:color="auto" w:sz="4"/>
-          <w:insideH w:val="single" w:color="auto" w:sz="4"/>
-          <w:insideV w:val="single" w:color="auto" w:sz="4"/>
+          <w:top w:val="single" w:sz="4" w:space="0" w:color="auto"/>
+          <w:left w:val="single" w:sz="4" w:space="0" w:color="auto"/>
+          <w:bottom w:val="single" w:sz="4" w:space="0" w:color="auto"/>
+          <w:right w:val="single" w:sz="4" w:space="0" w:color="auto"/>
+          <w:insideH w:val="single" w:sz="4" w:space="0" w:color="auto"/>
+          <w:insideV w:val="single" w:sz="4" w:space="0" w:color="auto"/>
         </w:tblBorders>
+        <w:tblCellMar>
+          <w:left w:w="10" w:type="dxa"/>
+          <w:right w:w="10" w:type="dxa"/>
+        </w:tblCellMar>
+        <w:tblLook w:val="04A0" w:firstRow="1" w:lastRow="0" w:firstColumn="1" w:lastColumn="0" w:noHBand="0" w:noVBand="1"/>
       </w:tblPr>
       <w:tblGrid>
         <w:gridCol w:w="2600"/>
         <w:gridCol w:w="6760"/>
       </w:tblGrid>
       <w:tr>
+        <w:tblPrEx>
+          <w:tblCellMar>
+            <w:top w:w="0" w:type="dxa"/>
+            <w:bottom w:w="0" w:type="dxa"/>
+          </w:tblCellMar>
+        </w:tblPrEx>
         <w:trPr>
           <w:tblHeader/>
         </w:trPr>
         <w:tc>
           <w:tcPr>
-            <w:tcW w:type="dxa" w:w="2600"/>
+            <w:tcW w:w="2600" w:type="dxa"/>
             <w:tcBorders>
-              <w:top w:val="single" w:color="CCCCCC" w:sz="1"/>
-              <w:left w:val="single" w:color="CCCCCC" w:sz="1"/>
-              <w:bottom w:val="single" w:color="CCCCCC" w:sz="1"/>
-              <w:right w:val="single" w:color="CCCCCC" w:sz="1"/>
+              <w:top w:val="single" w:sz="1" w:space="0" w:color="CCCCCC"/>
+              <w:left w:val="single" w:sz="1" w:space="0" w:color="CCCCCC"/>
+              <w:bottom w:val="single" w:sz="1" w:space="0" w:color="CCCCCC"/>
+              <w:right w:val="single" w:sz="1" w:space="0" w:color="CCCCCC"/>
             </w:tcBorders>
-            <w:shd w:fill="EFEAE3" w:color="auto" w:val="clear"/>
+            <w:shd w:val="clear" w:color="auto" w:fill="EFEAE3"/>
             <w:tcMar>
-              <w:top w:type="dxa" w:w="80"/>
-              <w:left w:type="dxa" w:w="120"/>
-              <w:bottom w:type="dxa" w:w="80"/>
-              <w:right w:type="dxa" w:w="120"/>
+              <w:top w:w="80" w:type="dxa"/>
+              <w:left w:w="120" w:type="dxa"/>
+              <w:bottom w:w="80" w:type="dxa"/>
+              <w:right w:w="120" w:type="dxa"/>
             </w:tcMar>
           </w:tcPr>
           <w:p>
             <w:r>
               <w:rPr>
-                <w:rFonts w:ascii="Georgia" w:cs="Georgia" w:eastAsia="Georgia" w:hAnsi="Georgia"/>
                 <w:b/>
                 <w:bCs/>
                 <w:color w:val="7B2D26"/>
                 <w:sz w:val="20"/>
                 <w:szCs w:val="20"/>
               </w:rPr>
-              <w:t xml:space="preserve">Group</w:t>
+              <w:t>Group</w:t>
             </w:r>
           </w:p>
         </w:tc>
         <w:tc>
           <w:tcPr>
-            <w:tcW w:type="dxa" w:w="6760"/>
+            <w:tcW w:w="6760" w:type="dxa"/>
             <w:tcBorders>
-              <w:top w:val="single" w:color="CCCCCC" w:sz="1"/>
-              <w:left w:val="single" w:color="CCCCCC" w:sz="1"/>
-              <w:bottom w:val="single" w:color="CCCCCC" w:sz="1"/>
-              <w:right w:val="single" w:color="CCCCCC" w:sz="1"/>
+              <w:top w:val="single" w:sz="1" w:space="0" w:color="CCCCCC"/>
+              <w:left w:val="single" w:sz="1" w:space="0" w:color="CCCCCC"/>
+              <w:bottom w:val="single" w:sz="1" w:space="0" w:color="CCCCCC"/>
+              <w:right w:val="single" w:sz="1" w:space="0" w:color="CCCCCC"/>
             </w:tcBorders>
-            <w:shd w:fill="EFEAE3" w:color="auto" w:val="clear"/>
+            <w:shd w:val="clear" w:color="auto" w:fill="EFEAE3"/>
             <w:tcMar>
-              <w:top w:type="dxa" w:w="80"/>
-              <w:left w:type="dxa" w:w="120"/>
-              <w:bottom w:type="dxa" w:w="80"/>
-              <w:right w:type="dxa" w:w="120"/>
+              <w:top w:w="80" w:type="dxa"/>
+              <w:left w:w="120" w:type="dxa"/>
+              <w:bottom w:w="80" w:type="dxa"/>
+              <w:right w:w="120" w:type="dxa"/>
             </w:tcMar>
           </w:tcPr>
           <w:p>
             <w:r>
               <w:rPr>
-                <w:rFonts w:ascii="Georgia" w:cs="Georgia" w:eastAsia="Georgia" w:hAnsi="Georgia"/>
                 <w:b/>
                 <w:bCs/>
                 <w:color w:val="7B2D26"/>
                 <w:sz w:val="20"/>
                 <w:szCs w:val="20"/>
               </w:rPr>
-              <w:t xml:space="preserve">What it is</w:t>
+              <w:t>What it is</w:t>
             </w:r>
           </w:p>
         </w:tc>
       </w:tr>
       <w:tr>
+        <w:tblPrEx>
+          <w:tblCellMar>
+            <w:top w:w="0" w:type="dxa"/>
+            <w:bottom w:w="0" w:type="dxa"/>
+          </w:tblCellMar>
+        </w:tblPrEx>
         <w:tc>
           <w:tcPr>
-            <w:tcW w:type="dxa" w:w="2600"/>
+            <w:tcW w:w="2600" w:type="dxa"/>
             <w:tcBorders>
-              <w:top w:val="single" w:color="CCCCCC" w:sz="1"/>
-              <w:left w:val="single" w:color="CCCCCC" w:sz="1"/>
-              <w:bottom w:val="single" w:color="CCCCCC" w:sz="1"/>
-              <w:right w:val="single" w:color="CCCCCC" w:sz="1"/>
+              <w:top w:val="single" w:sz="1" w:space="0" w:color="CCCCCC"/>
+              <w:left w:val="single" w:sz="1" w:space="0" w:color="CCCCCC"/>
+              <w:bottom w:val="single" w:sz="1" w:space="0" w:color="CCCCCC"/>
+              <w:right w:val="single" w:sz="1" w:space="0" w:color="CCCCCC"/>
             </w:tcBorders>
             <w:tcMar>
-              <w:top w:type="dxa" w:w="80"/>
-              <w:left w:type="dxa" w:w="120"/>
-              <w:bottom w:type="dxa" w:w="80"/>
-              <w:right w:type="dxa" w:w="120"/>
+              <w:top w:w="80" w:type="dxa"/>
+              <w:left w:w="120" w:type="dxa"/>
+              <w:bottom w:w="80" w:type="dxa"/>
+              <w:right w:w="120" w:type="dxa"/>
             </w:tcMar>
           </w:tcPr>
           <w:p>
             <w:r>
               <w:rPr>
-                <w:rFonts w:ascii="Georgia" w:cs="Georgia" w:eastAsia="Georgia" w:hAnsi="Georgia"/>
-                <w:b w:val="false"/>
-                <w:bCs w:val="false"/>
                 <w:color w:val="000000"/>
                 <w:sz w:val="20"/>
                 <w:szCs w:val="20"/>
               </w:rPr>
-              <w:t xml:space="preserve">Worship Committee</w:t>
+              <w:t>Worship Committee</w:t>
             </w:r>
           </w:p>
         </w:tc>
         <w:tc>
           <w:tcPr>
-            <w:tcW w:type="dxa" w:w="6760"/>
+            <w:tcW w:w="6760" w:type="dxa"/>
             <w:tcBorders>
-              <w:top w:val="single" w:color="CCCCCC" w:sz="1"/>
-              <w:left w:val="single" w:color="CCCCCC" w:sz="1"/>
-              <w:bottom w:val="single" w:color="CCCCCC" w:sz="1"/>
-              <w:right w:val="single" w:color="CCCCCC" w:sz="1"/>
+              <w:top w:val="single" w:sz="1" w:space="0" w:color="CCCCCC"/>
+              <w:left w:val="single" w:sz="1" w:space="0" w:color="CCCCCC"/>
+              <w:bottom w:val="single" w:sz="1" w:space="0" w:color="CCCCCC"/>
+              <w:right w:val="single" w:sz="1" w:space="0" w:color="CCCCCC"/>
             </w:tcBorders>
             <w:tcMar>
-              <w:top w:type="dxa" w:w="80"/>
-              <w:left w:type="dxa" w:w="120"/>
-              <w:bottom w:type="dxa" w:w="80"/>
-              <w:right w:type="dxa" w:w="120"/>
+              <w:top w:w="80" w:type="dxa"/>
+              <w:left w:w="120" w:type="dxa"/>
+              <w:bottom w:w="80" w:type="dxa"/>
+              <w:right w:w="120" w:type="dxa"/>
             </w:tcMar>
           </w:tcPr>
           <w:p>
             <w:r>
               <w:rPr>
-                <w:rFonts w:ascii="Georgia" w:cs="Georgia" w:eastAsia="Georgia" w:hAnsi="Georgia"/>
-                <w:b w:val="false"/>
-                <w:bCs w:val="false"/>
                 <w:color w:val="000000"/>
                 <w:sz w:val="20"/>
                 <w:szCs w:val="20"/>
               </w:rPr>
-              <w:t xml:space="preserve">The lay body. Governance and the congregation's voice in worship.</w:t>
+              <w:t>The lay body. Governance and the congregation's voice in worship.</w:t>
             </w:r>
           </w:p>
         </w:tc>
       </w:tr>
       <w:tr>
+        <w:tblPrEx>
+          <w:tblCellMar>
+            <w:top w:w="0" w:type="dxa"/>
+            <w:bottom w:w="0" w:type="dxa"/>
+          </w:tblCellMar>
+        </w:tblPrEx>
         <w:tc>
           <w:tcPr>
-            <w:tcW w:type="dxa" w:w="2600"/>
+            <w:tcW w:w="2600" w:type="dxa"/>
             <w:tcBorders>
-              <w:top w:val="single" w:color="CCCCCC" w:sz="1"/>
-              <w:left w:val="single" w:color="CCCCCC" w:sz="1"/>
-              <w:bottom w:val="single" w:color="CCCCCC" w:sz="1"/>
-              <w:right w:val="single" w:color="CCCCCC" w:sz="1"/>
+              <w:top w:val="single" w:sz="1" w:space="0" w:color="CCCCCC"/>
+              <w:left w:val="single" w:sz="1" w:space="0" w:color="CCCCCC"/>
+              <w:bottom w:val="single" w:sz="1" w:space="0" w:color="CCCCCC"/>
+              <w:right w:val="single" w:sz="1" w:space="0" w:color="CCCCCC"/>
             </w:tcBorders>
             <w:tcMar>
-              <w:top w:type="dxa" w:w="80"/>
-              <w:left w:type="dxa" w:w="120"/>
-              <w:bottom w:type="dxa" w:w="80"/>
-              <w:right w:type="dxa" w:w="120"/>
+              <w:top w:w="80" w:type="dxa"/>
+              <w:left w:w="120" w:type="dxa"/>
+              <w:bottom w:w="80" w:type="dxa"/>
+              <w:right w:w="120" w:type="dxa"/>
             </w:tcMar>
           </w:tcPr>
           <w:p>
             <w:r>
               <w:rPr>
-                <w:rFonts w:ascii="Georgia" w:cs="Georgia" w:eastAsia="Georgia" w:hAnsi="Georgia"/>
-                <w:b w:val="false"/>
-                <w:bCs w:val="false"/>
                 <w:color w:val="000000"/>
                 <w:sz w:val="20"/>
                 <w:szCs w:val="20"/>
               </w:rPr>
-              <w:t xml:space="preserve">Worship Team</w:t>
+              <w:t>Worship Team</w:t>
             </w:r>
           </w:p>
         </w:tc>
         <w:tc>
           <w:tcPr>
-            <w:tcW w:type="dxa" w:w="6760"/>
+            <w:tcW w:w="6760" w:type="dxa"/>
             <w:tcBorders>
-              <w:top w:val="single" w:color="CCCCCC" w:sz="1"/>
-              <w:left w:val="single" w:color="CCCCCC" w:sz="1"/>
-              <w:bottom w:val="single" w:color="CCCCCC" w:sz="1"/>
-              <w:right w:val="single" w:color="CCCCCC" w:sz="1"/>
+              <w:top w:val="single" w:sz="1" w:space="0" w:color="CCCCCC"/>
+              <w:left w:val="single" w:sz="1" w:space="0" w:color="CCCCCC"/>
+              <w:bottom w:val="single" w:sz="1" w:space="0" w:color="CCCCCC"/>
+              <w:right w:val="single" w:sz="1" w:space="0" w:color="CCCCCC"/>
             </w:tcBorders>
             <w:tcMar>
-              <w:top w:type="dxa" w:w="80"/>
-              <w:left w:type="dxa" w:w="120"/>
-              <w:bottom w:type="dxa" w:w="80"/>
-              <w:right w:type="dxa" w:w="120"/>
+              <w:top w:w="80" w:type="dxa"/>
+              <w:left w:w="120" w:type="dxa"/>
+              <w:bottom w:w="80" w:type="dxa"/>
+              <w:right w:w="120" w:type="dxa"/>
             </w:tcMar>
           </w:tcPr>
           <w:p>
             <w:r>
               <w:rPr>
-                <w:rFonts w:ascii="Georgia" w:cs="Georgia" w:eastAsia="Georgia" w:hAnsi="Georgia"/>
-                <w:b w:val="false"/>
-                <w:bCs w:val="false"/>
                 <w:color w:val="000000"/>
                 <w:sz w:val="20"/>
                 <w:szCs w:val="20"/>
               </w:rPr>
-              <w:t xml:space="preserve">The contemporary band. One of the musical expressions of weekly worship.</w:t>
+              <w:t>The contemporary band. One of the musical expressions of weekly worship.</w:t>
             </w:r>
           </w:p>
         </w:tc>
       </w:tr>
       <w:tr>
+        <w:tblPrEx>
+          <w:tblCellMar>
+            <w:top w:w="0" w:type="dxa"/>
+            <w:bottom w:w="0" w:type="dxa"/>
+          </w:tblCellMar>
+        </w:tblPrEx>
         <w:tc>
           <w:tcPr>
-            <w:tcW w:type="dxa" w:w="2600"/>
+            <w:tcW w:w="2600" w:type="dxa"/>
             <w:tcBorders>
-              <w:top w:val="single" w:color="CCCCCC" w:sz="1"/>
-              <w:left w:val="single" w:color="CCCCCC" w:sz="1"/>
-              <w:bottom w:val="single" w:color="CCCCCC" w:sz="1"/>
-              <w:right w:val="single" w:color="CCCCCC" w:sz="1"/>
+              <w:top w:val="single" w:sz="1" w:space="0" w:color="CCCCCC"/>
+              <w:left w:val="single" w:sz="1" w:space="0" w:color="CCCCCC"/>
+              <w:bottom w:val="single" w:sz="1" w:space="0" w:color="CCCCCC"/>
+              <w:right w:val="single" w:sz="1" w:space="0" w:color="CCCCCC"/>
             </w:tcBorders>
             <w:tcMar>
-              <w:top w:type="dxa" w:w="80"/>
-              <w:left w:type="dxa" w:w="120"/>
-              <w:bottom w:type="dxa" w:w="80"/>
-              <w:right w:type="dxa" w:w="120"/>
+              <w:top w:w="80" w:type="dxa"/>
+              <w:left w:w="120" w:type="dxa"/>
+              <w:bottom w:w="80" w:type="dxa"/>
+              <w:right w:w="120" w:type="dxa"/>
             </w:tcMar>
           </w:tcPr>
           <w:p>
             <w:r>
               <w:rPr>
-                <w:rFonts w:ascii="Georgia" w:cs="Georgia" w:eastAsia="Georgia" w:hAnsi="Georgia"/>
-                <w:b w:val="false"/>
-                <w:bCs w:val="false"/>
                 <w:color w:val="000000"/>
                 <w:sz w:val="20"/>
                 <w:szCs w:val="20"/>
               </w:rPr>
-              <w:t xml:space="preserve">Worship Planning</w:t>
+              <w:t>Worship Planning</w:t>
             </w:r>
           </w:p>
         </w:tc>
         <w:tc>
           <w:tcPr>
-            <w:tcW w:type="dxa" w:w="6760"/>
+            <w:tcW w:w="6760" w:type="dxa"/>
             <w:tcBorders>
-              <w:top w:val="single" w:color="CCCCCC" w:sz="1"/>
-              <w:left w:val="single" w:color="CCCCCC" w:sz="1"/>
-              <w:bottom w:val="single" w:color="CCCCCC" w:sz="1"/>
-              <w:right w:val="single" w:color="CCCCCC" w:sz="1"/>
+              <w:top w:val="single" w:sz="1" w:space="0" w:color="CCCCCC"/>
+              <w:left w:val="single" w:sz="1" w:space="0" w:color="CCCCCC"/>
+              <w:bottom w:val="single" w:sz="1" w:space="0" w:color="CCCCCC"/>
+              <w:right w:val="single" w:sz="1" w:space="0" w:color="CCCCCC"/>
             </w:tcBorders>
             <w:tcMar>
-              <w:top w:type="dxa" w:w="80"/>
-              <w:left w:type="dxa" w:w="120"/>
-              <w:bottom w:type="dxa" w:w="80"/>
-              <w:right w:type="dxa" w:w="120"/>
+              <w:top w:w="80" w:type="dxa"/>
+              <w:left w:w="120" w:type="dxa"/>
+              <w:bottom w:w="80" w:type="dxa"/>
+              <w:right w:w="120" w:type="dxa"/>
             </w:tcMar>
           </w:tcPr>
           <w:p>
             <w:r>
               <w:rPr>
-                <w:rFonts w:ascii="Georgia" w:cs="Georgia" w:eastAsia="Georgia" w:hAnsi="Georgia"/>
-                <w:b w:val="false"/>
-                <w:bCs w:val="false"/>
                 <w:color w:val="000000"/>
                 <w:sz w:val="20"/>
                 <w:szCs w:val="20"/>
               </w:rPr>
-              <w:t xml:space="preserve">The staff group that meets on Tuesdays to build the coming services.</w:t>
+              <w:t>The staff group that meets on Tuesdays to build the coming services.</w:t>
             </w:r>
           </w:p>
         </w:tc>
@@ -363,29 +375,15 @@
         <w:spacing w:after="160"/>
       </w:pPr>
       <w:r>
-        <w:rPr>
-          <w:rFonts w:ascii="Georgia" w:cs="Georgia" w:eastAsia="Georgia" w:hAnsi="Georgia"/>
-          <w:sz w:val="22"/>
-          <w:szCs w:val="22"/>
-        </w:rPr>
-        <w:t xml:space="preserve">The choir and the Worship Team are the musical expressions of weekly worship. Worship Planning is the staff coordination. The Worship Committee is the lay body. Keeping those straight lets a volunteer know which room they are actually being invited into.</w:t>
+        <w:t>The choir and the Worship Team are the musical expressions of weekly worship. Worship Planning is the staff coordination. The Worship Committee is the lay body.</w:t>
       </w:r>
     </w:p>
     <w:p>
       <w:pPr>
         <w:pStyle w:val="Heading1"/>
-        <w:spacing w:after="120" w:before="260"/>
-      </w:pPr>
-      <w:r>
-        <w:rPr>
-          <w:rFonts w:ascii="Georgia" w:cs="Georgia" w:eastAsia="Georgia" w:hAnsi="Georgia"/>
-          <w:b/>
-          <w:bCs/>
-          <w:color w:val="7B2D26"/>
-          <w:sz w:val="30"/>
-          <w:szCs w:val="30"/>
-        </w:rPr>
-        <w:t xml:space="preserve">The weekly rhythm</w:t>
+      </w:pPr>
+      <w:r>
+        <w:t>The weekly rhythm</w:t>
       </w:r>
     </w:p>
     <w:p>
@@ -393,29 +391,47 @@
         <w:spacing w:after="160"/>
       </w:pPr>
       <w:r>
-        <w:rPr>
-          <w:rFonts w:ascii="Georgia" w:cs="Georgia" w:eastAsia="Georgia" w:hAnsi="Georgia"/>
-          <w:sz w:val="22"/>
-          <w:szCs w:val="22"/>
-        </w:rPr>
-        <w:t xml:space="preserve">Worship Planning meets on Tuesdays to build the coming Sunday and to look down the calendar at the season ahead. The staff plans the order of worship, the music, the sermon's place in the series, and the seasonal and sacramental moments that have to be set well in advance.</w:t>
+        <w:t xml:space="preserve">Worship Planning meets on Tuesdays to </w:t>
+      </w:r>
+      <w:r>
+        <w:t>review the past Sunday and do a final check for</w:t>
+      </w:r>
+      <w:r>
+        <w:t xml:space="preserve"> the coming Sunday</w:t>
+      </w:r>
+      <w:r>
+        <w:t xml:space="preserve">. Try to stay ahead and </w:t>
+      </w:r>
+      <w:r>
+        <w:t xml:space="preserve">to look down the calendar at the </w:t>
+      </w:r>
+      <w:r>
+        <w:t>coming weeks and seasons</w:t>
+      </w:r>
+      <w:r>
+        <w:t>.</w:t>
+      </w:r>
+      <w:r>
+        <w:t xml:space="preserve"> Ideally, you will always be fully planned out four weeks in advance and have the tentpoles in place for at least six months (series names, sermon titles, scriptures).</w:t>
+      </w:r>
+      <w:r>
+        <w:t xml:space="preserve"> The staff plans the order of worship, the music, the sermon's place in the series, and the seasonal and sacramental moments that </w:t>
+      </w:r>
+      <w:proofErr w:type="gramStart"/>
+      <w:r>
+        <w:t>have to</w:t>
+      </w:r>
+      <w:proofErr w:type="gramEnd"/>
+      <w:r>
+        <w:t xml:space="preserve"> be set well in advance.</w:t>
       </w:r>
     </w:p>
     <w:p>
       <w:pPr>
         <w:pStyle w:val="Heading1"/>
-        <w:spacing w:after="120" w:before="260"/>
-      </w:pPr>
-      <w:r>
-        <w:rPr>
-          <w:rFonts w:ascii="Georgia" w:cs="Georgia" w:eastAsia="Georgia" w:hAnsi="Georgia"/>
-          <w:b/>
-          <w:bCs/>
-          <w:color w:val="7B2D26"/>
-          <w:sz w:val="30"/>
-          <w:szCs w:val="30"/>
-        </w:rPr>
-        <w:t xml:space="preserve">The software workflow</w:t>
+      </w:pPr>
+      <w:r>
+        <w:t>The software workflow</w:t>
       </w:r>
     </w:p>
     <w:p>
@@ -423,29 +439,15 @@
         <w:spacing w:after="160"/>
       </w:pPr>
       <w:r>
-        <w:rPr>
-          <w:rFonts w:ascii="Georgia" w:cs="Georgia" w:eastAsia="Georgia" w:hAnsi="Georgia"/>
-          <w:sz w:val="22"/>
-          <w:szCs w:val="22"/>
-        </w:rPr>
-        <w:t xml:space="preserve">The church runs its worship logistics through Planning Center, which holds the service order and the song database. Planning Center is linked to ProPresenter, the application that puts words on the screen, and to the Music Stand app, which displays lead sheets for the band during the service. The band is scheduled inside Planning Center, where musicians can block out unavailable dates and communicate through the app. Putting the song database in the cloud lets musicians sync from home rather than only at the church computer.</w:t>
+        <w:t>The church runs its worship logistics through Planning Center, which holds the service order and the song database. Planning Center is linked to ProPresenter, the application that puts words on the screen, and to the Music Stand app, which displays lead sheets for the band during the service. The band is scheduled inside Planning Center, where musicians can block out unavailable dates and communicate through the app. Putting the song database in the cloud lets musicians sync from home rather than only at the church computer.</w:t>
       </w:r>
     </w:p>
     <w:p>
       <w:pPr>
         <w:pStyle w:val="Heading1"/>
-        <w:spacing w:after="120" w:before="260"/>
-      </w:pPr>
-      <w:r>
-        <w:rPr>
-          <w:rFonts w:ascii="Georgia" w:cs="Georgia" w:eastAsia="Georgia" w:hAnsi="Georgia"/>
-          <w:b/>
-          <w:bCs/>
-          <w:color w:val="7B2D26"/>
-          <w:sz w:val="30"/>
-          <w:szCs w:val="30"/>
-        </w:rPr>
-        <w:t xml:space="preserve">How to use this</w:t>
+      </w:pPr>
+      <w:r>
+        <w:t>How to use this</w:t>
       </w:r>
     </w:p>
     <w:p>
@@ -458,12 +460,7 @@
         <w:spacing w:after="80"/>
       </w:pPr>
       <w:r>
-        <w:rPr>
-          <w:rFonts w:ascii="Georgia" w:cs="Georgia" w:eastAsia="Georgia" w:hAnsi="Georgia"/>
-          <w:sz w:val="22"/>
-          <w:szCs w:val="22"/>
-        </w:rPr>
-        <w:t xml:space="preserve">Name your worship groups clearly so a volunteer knows which one they are joining.</w:t>
+        <w:t>Name your worship groups clearly so a volunteer knows which one they are joining.</w:t>
       </w:r>
     </w:p>
     <w:p>
@@ -476,12 +473,7 @@
         <w:spacing w:after="80"/>
       </w:pPr>
       <w:r>
-        <w:rPr>
-          <w:rFonts w:ascii="Georgia" w:cs="Georgia" w:eastAsia="Georgia" w:hAnsi="Georgia"/>
-          <w:sz w:val="22"/>
-          <w:szCs w:val="22"/>
-        </w:rPr>
-        <w:t xml:space="preserve">Hold a standing weekly staff planning meeting and protect it on the calendar.</w:t>
+        <w:t>Hold a standing weekly staff planning meeting and protect it on the calendar.</w:t>
       </w:r>
     </w:p>
     <w:p>
@@ -494,12 +486,7 @@
         <w:spacing w:after="80"/>
       </w:pPr>
       <w:r>
-        <w:rPr>
-          <w:rFonts w:ascii="Georgia" w:cs="Georgia" w:eastAsia="Georgia" w:hAnsi="Georgia"/>
-          <w:sz w:val="22"/>
-          <w:szCs w:val="22"/>
-        </w:rPr>
-        <w:t xml:space="preserve">Plan the coming Sunday and look down the season at the same meeting.</w:t>
+        <w:t>Plan the coming Sunday and look down the season at the same meeting.</w:t>
       </w:r>
     </w:p>
     <w:p>
@@ -512,12 +499,7 @@
         <w:spacing w:after="80"/>
       </w:pPr>
       <w:r>
-        <w:rPr>
-          <w:rFonts w:ascii="Georgia" w:cs="Georgia" w:eastAsia="Georgia" w:hAnsi="Georgia"/>
-          <w:sz w:val="22"/>
-          <w:szCs w:val="22"/>
-        </w:rPr>
-        <w:t xml:space="preserve">Run scheduling and song management through one platform that the whole team can reach from home.</w:t>
+        <w:t>Run scheduling and song management through one platform that the whole team can reach from home.</w:t>
       </w:r>
     </w:p>
     <w:p>
@@ -530,42 +512,24 @@
         <w:spacing w:after="80"/>
       </w:pPr>
       <w:r>
-        <w:rPr>
-          <w:rFonts w:ascii="Georgia" w:cs="Georgia" w:eastAsia="Georgia" w:hAnsi="Georgia"/>
-          <w:sz w:val="22"/>
-          <w:szCs w:val="22"/>
-        </w:rPr>
-        <w:t xml:space="preserve">Link your presentation and musician tools to that platform so the workflow is one chain, not three.</w:t>
+        <w:t>Link your presentation and musician tools to that platform so the workflow is one chain, not three.</w:t>
       </w:r>
     </w:p>
     <w:sectPr>
       <w:footerReference w:type="default" r:id="rId7"/>
-      <w:pgSz w:w="12240" w:h="15840" w:orient="portrait"/>
+      <w:pgSz w:w="12240" w:h="15840"/>
       <w:pgMar w:top="1440" w:right="1440" w:bottom="1440" w:left="1440" w:header="708" w:footer="708" w:gutter="0"/>
-      <w:pgNumType/>
+      <w:cols w:space="720"/>
       <w:docGrid w:linePitch="360"/>
     </w:sectPr>
   </w:body>
 </w:document>
 </file>
 
-<file path=word/comments.xml><?xml version="1.0" encoding="utf-8"?>
-<w:comments xmlns:cx="http://schemas.microsoft.com/office/drawing/2014/chartex" xmlns:cx1="http://schemas.microsoft.com/office/drawing/2015/9/8/chartex" xmlns:cx2="http://schemas.microsoft.com/office/drawing/2015/10/21/chartex" xmlns:cx3="http://schemas.microsoft.com/office/drawing/2016/5/9/chartex" xmlns:cx4="http://schemas.microsoft.com/office/drawing/2016/5/10/chartex" xmlns:cx5="http://schemas.microsoft.com/office/drawing/2016/5/11/chartex" xmlns:cx6="http://schemas.microsoft.com/office/drawing/2016/5/12/chartex" xmlns:cx7="http://schemas.microsoft.com/office/drawing/2016/5/13/chartex" xmlns:cx8="http://schemas.microsoft.com/office/drawing/2016/5/14/chartex" xmlns:mc="http://schemas.openxmlformats.org/markup-compatibility/2006" xmlns:aink="http://schemas.microsoft.com/office/drawing/2016/ink" xmlns:am3d="http://schemas.microsoft.com/office/drawing/2017/model3d" xmlns:o="urn:schemas-microsoft-com:office:office" xmlns:r="http://schemas.openxmlformats.org/officeDocument/2006/relationships" xmlns:m="http://schemas.openxmlformats.org/officeDocument/2006/math" xmlns:v="urn:schemas-microsoft-com:vml" xmlns:wp14="http://schemas.microsoft.com/office/word/2010/wordprocessingDrawing" xmlns:wp="http://schemas.openxmlformats.org/drawingml/2006/wordprocessingDrawing" xmlns:w10="urn:schemas-microsoft-com:office:word" xmlns:w="http://schemas.openxmlformats.org/wordprocessingml/2006/main" xmlns:w14="http://schemas.microsoft.com/office/word/2010/wordml" xmlns:w15="http://schemas.microsoft.com/office/word/2012/wordml" xmlns:w16cex="http://schemas.microsoft.com/office/word/2018/wordml/cex" xmlns:w16cid="http://schemas.microsoft.com/office/word/2016/wordml/cid" xmlns:w16="http://schemas.microsoft.com/office/word/2018/wordml" xmlns:w16sdtdh="http://schemas.microsoft.com/office/word/2020/wordml/sdtdatahash" xmlns:w16se="http://schemas.microsoft.com/office/word/2015/wordml/symex" xmlns:wpg="http://schemas.microsoft.com/office/word/2010/wordprocessingGroup" xmlns:wpi="http://schemas.microsoft.com/office/word/2010/wordprocessingInk" xmlns:wne="http://schemas.microsoft.com/office/word/2006/wordml" xmlns:wps="http://schemas.microsoft.com/office/word/2010/wordprocessingShape"/>
-</file>
-
 <file path=word/endnotes.xml><?xml version="1.0" encoding="utf-8"?>
-<w:endnotes xmlns:wpc="http://schemas.microsoft.com/office/word/2010/wordprocessingCanvas" xmlns:mc="http://schemas.openxmlformats.org/markup-compatibility/2006" xmlns:o="urn:schemas-microsoft-com:office:office" xmlns:r="http://schemas.openxmlformats.org/officeDocument/2006/relationships" xmlns:m="http://schemas.openxmlformats.org/officeDocument/2006/math" xmlns:v="urn:schemas-microsoft-com:vml" xmlns:wp14="http://schemas.microsoft.com/office/word/2010/wordprocessingDrawing" xmlns:wp="http://schemas.openxmlformats.org/drawingml/2006/wordprocessingDrawing" xmlns:w10="urn:schemas-microsoft-com:office:word" xmlns:w="http://schemas.openxmlformats.org/wordprocessingml/2006/main" xmlns:w14="http://schemas.microsoft.com/office/word/2010/wordml" xmlns:w15="http://schemas.microsoft.com/office/word/2012/wordml" xmlns:wpg="http://schemas.microsoft.com/office/word/2010/wordprocessingGroup" xmlns:wpi="http://schemas.microsoft.com/office/word/2010/wordprocessingInk" xmlns:wne="http://schemas.microsoft.com/office/word/2006/wordml" xmlns:wps="http://schemas.microsoft.com/office/word/2010/wordprocessingShape" mc:Ignorable="w14 w15 wp14">
+<w:endnotes xmlns:wpc="http://schemas.microsoft.com/office/word/2010/wordprocessingCanvas" xmlns:cx="http://schemas.microsoft.com/office/drawing/2014/chartex" xmlns:cx1="http://schemas.microsoft.com/office/drawing/2015/9/8/chartex" xmlns:cx2="http://schemas.microsoft.com/office/drawing/2015/10/21/chartex" xmlns:cx3="http://schemas.microsoft.com/office/drawing/2016/5/9/chartex" xmlns:cx4="http://schemas.microsoft.com/office/drawing/2016/5/10/chartex" xmlns:cx5="http://schemas.microsoft.com/office/drawing/2016/5/11/chartex" xmlns:cx6="http://schemas.microsoft.com/office/drawing/2016/5/12/chartex" xmlns:cx7="http://schemas.microsoft.com/office/drawing/2016/5/13/chartex" xmlns:cx8="http://schemas.microsoft.com/office/drawing/2016/5/14/chartex" xmlns:mc="http://schemas.openxmlformats.org/markup-compatibility/2006" xmlns:m="http://schemas.openxmlformats.org/officeDocument/2006/math" xmlns:aink="http://schemas.microsoft.com/office/drawing/2016/ink" xmlns:am3d="http://schemas.microsoft.com/office/drawing/2017/model3d" xmlns:oel="http://schemas.microsoft.com/office/2019/extlst" xmlns:r="http://schemas.openxmlformats.org/officeDocument/2006/relationships" xmlns:wp14="http://schemas.microsoft.com/office/word/2010/wordprocessingDrawing" xmlns:wp="http://schemas.openxmlformats.org/drawingml/2006/wordprocessingDrawing" xmlns:wpg="http://schemas.microsoft.com/office/word/2010/wordprocessingGroup" xmlns:wpi="http://schemas.microsoft.com/office/word/2010/wordprocessingInk" xmlns:wps="http://schemas.microsoft.com/office/word/2010/wordprocessingShape" xmlns:o="urn:schemas-microsoft-com:office:office" xmlns:v="urn:schemas-microsoft-com:vml" xmlns:w10="urn:schemas-microsoft-com:office:word" xmlns:w="http://schemas.openxmlformats.org/wordprocessingml/2006/main" xmlns:w14="http://schemas.microsoft.com/office/word/2010/wordml" xmlns:w15="http://schemas.microsoft.com/office/word/2012/wordml" xmlns:w16cei="http://schemas.microsoft.com/office/word/2026/wordml/cei" xmlns:w16cex="http://schemas.microsoft.com/office/word/2018/wordml/cex" xmlns:w16cid="http://schemas.microsoft.com/office/word/2016/wordml/cid" xmlns:w16="http://schemas.microsoft.com/office/word/2018/wordml" xmlns:w16sdtdh="http://schemas.microsoft.com/office/word/2020/wordml/sdtdatahash" xmlns:w16sdtfl="http://schemas.microsoft.com/office/word/2024/wordml/sdtformatlock" xmlns:w16se="http://schemas.microsoft.com/office/word/2015/wordml/symex" xmlns:w16du="http://schemas.microsoft.com/office/word/2023/wordml/word16du" xmlns:wne="http://schemas.microsoft.com/office/word/2006/wordml" mc:Ignorable="w14 w15 w16se w16cid w16 w16cex w16sdtdh w16sdtfl w16du wp14">
   <w:endnote w:type="separator" w:id="-1">
     <w:p>
-      <w:pPr>
-        <w:spacing w:after="0" w:line="240" w:lineRule="auto"/>
-      </w:pPr>
-      <w:r>
-        <w:rPr>
-          <w:rStyle w:val="EndnoteReference"/>
-        </w:rPr>
-        <w:endnoteRef/>
-      </w:r>
       <w:r>
         <w:separator/>
       </w:r>
@@ -573,15 +537,6 @@
   </w:endnote>
   <w:endnote w:type="continuationSeparator" w:id="0">
     <w:p>
-      <w:pPr>
-        <w:spacing w:after="0" w:line="240" w:lineRule="auto"/>
-      </w:pPr>
-      <w:r>
-        <w:rPr>
-          <w:rStyle w:val="EndnoteReference"/>
-        </w:rPr>
-        <w:endnoteRef/>
-      </w:r>
       <w:r>
         <w:continuationSeparator/>
       </w:r>
@@ -591,33 +546,115 @@
 </file>
 
 <file path=word/footer1.xml><?xml version="1.0" encoding="utf-8"?>
-<w:ftr xmlns:wpc="http://schemas.microsoft.com/office/word/2010/wordprocessingCanvas" xmlns:mc="http://schemas.openxmlformats.org/markup-compatibility/2006" xmlns:o="urn:schemas-microsoft-com:office:office" xmlns:r="http://schemas.openxmlformats.org/officeDocument/2006/relationships" xmlns:m="http://schemas.openxmlformats.org/officeDocument/2006/math" xmlns:v="urn:schemas-microsoft-com:vml" xmlns:wp14="http://schemas.microsoft.com/office/word/2010/wordprocessingDrawing" xmlns:wp="http://schemas.openxmlformats.org/drawingml/2006/wordprocessingDrawing" xmlns:w10="urn:schemas-microsoft-com:office:word" xmlns:w="http://schemas.openxmlformats.org/wordprocessingml/2006/main" xmlns:w14="http://schemas.microsoft.com/office/word/2010/wordml" xmlns:w15="http://schemas.microsoft.com/office/word/2012/wordml" xmlns:wpg="http://schemas.microsoft.com/office/word/2010/wordprocessingGroup" xmlns:wpi="http://schemas.microsoft.com/office/word/2010/wordprocessingInk" xmlns:wne="http://schemas.microsoft.com/office/word/2006/wordml" xmlns:wps="http://schemas.microsoft.com/office/word/2010/wordprocessingShape">
+<w:ftr xmlns:wpc="http://schemas.microsoft.com/office/word/2010/wordprocessingCanvas" xmlns:cx="http://schemas.microsoft.com/office/drawing/2014/chartex" xmlns:cx1="http://schemas.microsoft.com/office/drawing/2015/9/8/chartex" xmlns:cx2="http://schemas.microsoft.com/office/drawing/2015/10/21/chartex" xmlns:cx3="http://schemas.microsoft.com/office/drawing/2016/5/9/chartex" xmlns:cx4="http://schemas.microsoft.com/office/drawing/2016/5/10/chartex" xmlns:cx5="http://schemas.microsoft.com/office/drawing/2016/5/11/chartex" xmlns:cx6="http://schemas.microsoft.com/office/drawing/2016/5/12/chartex" xmlns:cx7="http://schemas.microsoft.com/office/drawing/2016/5/13/chartex" xmlns:cx8="http://schemas.microsoft.com/office/drawing/2016/5/14/chartex" xmlns:mc="http://schemas.openxmlformats.org/markup-compatibility/2006" xmlns:m="http://schemas.openxmlformats.org/officeDocument/2006/math" xmlns:aink="http://schemas.microsoft.com/office/drawing/2016/ink" xmlns:am3d="http://schemas.microsoft.com/office/drawing/2017/model3d" xmlns:oel="http://schemas.microsoft.com/office/2019/extlst" xmlns:r="http://schemas.openxmlformats.org/officeDocument/2006/relationships" xmlns:wp14="http://schemas.microsoft.com/office/word/2010/wordprocessingDrawing" xmlns:wp="http://schemas.openxmlformats.org/drawingml/2006/wordprocessingDrawing" xmlns:wpg="http://schemas.microsoft.com/office/word/2010/wordprocessingGroup" xmlns:wpi="http://schemas.microsoft.com/office/word/2010/wordprocessingInk" xmlns:wps="http://schemas.microsoft.com/office/word/2010/wordprocessingShape" xmlns:o="urn:schemas-microsoft-com:office:office" xmlns:v="urn:schemas-microsoft-com:vml" xmlns:w10="urn:schemas-microsoft-com:office:word" xmlns:w="http://schemas.openxmlformats.org/wordprocessingml/2006/main" xmlns:w14="http://schemas.microsoft.com/office/word/2010/wordml" xmlns:w15="http://schemas.microsoft.com/office/word/2012/wordml" xmlns:w16cei="http://schemas.microsoft.com/office/word/2026/wordml/cei" xmlns:w16cex="http://schemas.microsoft.com/office/word/2018/wordml/cex" xmlns:w16cid="http://schemas.microsoft.com/office/word/2016/wordml/cid" xmlns:w16="http://schemas.microsoft.com/office/word/2018/wordml" xmlns:w16sdtdh="http://schemas.microsoft.com/office/word/2020/wordml/sdtdatahash" xmlns:w16sdtfl="http://schemas.microsoft.com/office/word/2024/wordml/sdtformatlock" xmlns:w16se="http://schemas.microsoft.com/office/word/2015/wordml/symex" xmlns:w16du="http://schemas.microsoft.com/office/word/2023/wordml/word16du" xmlns:wne="http://schemas.microsoft.com/office/word/2006/wordml" mc:Ignorable="w14 w15 w16se w16cid w16 w16cex w16sdtdh w16sdtfl w16du wp14">
   <w:p>
     <w:pPr>
       <w:pBdr>
-        <w:top w:val="single" w:color="DDDDDD" w:sz="4" w:space="6"/>
+        <w:top w:val="single" w:sz="4" w:space="6" w:color="DDDDDD"/>
       </w:pBdr>
       <w:jc w:val="center"/>
     </w:pPr>
     <w:r>
       <w:rPr>
-        <w:rFonts w:ascii="Georgia" w:cs="Georgia" w:eastAsia="Georgia" w:hAnsi="Georgia"/>
         <w:color w:val="6B6B6B"/>
         <w:sz w:val="14"/>
         <w:szCs w:val="14"/>
       </w:rPr>
-      <w:t xml:space="preserve">The Worship Planning Rhythm  ·  Spanish Fort UMC  ·  Shared through the Church Resource Hub, churchresourcehub.github.io  ·  Page </w:t>
+      <w:t xml:space="preserve">The Worship Planning </w:t>
+    </w:r>
+    <w:proofErr w:type="gramStart"/>
+    <w:r>
+      <w:rPr>
+        <w:color w:val="6B6B6B"/>
+        <w:sz w:val="14"/>
+        <w:szCs w:val="14"/>
+      </w:rPr>
+      <w:t>Rhythm  ·</w:t>
+    </w:r>
+    <w:proofErr w:type="gramEnd"/>
+    <w:r>
+      <w:rPr>
+        <w:color w:val="6B6B6B"/>
+        <w:sz w:val="14"/>
+        <w:szCs w:val="14"/>
+      </w:rPr>
+      <w:t xml:space="preserve">  Spanish Fort </w:t>
+    </w:r>
+    <w:proofErr w:type="gramStart"/>
+    <w:r>
+      <w:rPr>
+        <w:color w:val="6B6B6B"/>
+        <w:sz w:val="14"/>
+        <w:szCs w:val="14"/>
+      </w:rPr>
+      <w:t>UMC  ·</w:t>
+    </w:r>
+    <w:proofErr w:type="gramEnd"/>
+    <w:r>
+      <w:rPr>
+        <w:color w:val="6B6B6B"/>
+        <w:sz w:val="14"/>
+        <w:szCs w:val="14"/>
+      </w:rPr>
+      <w:t xml:space="preserve">  Shared through the Church Resource Hub, </w:t>
+    </w:r>
+    <w:proofErr w:type="gramStart"/>
+    <w:r>
+      <w:rPr>
+        <w:color w:val="6B6B6B"/>
+        <w:sz w:val="14"/>
+        <w:szCs w:val="14"/>
+      </w:rPr>
+      <w:t>churchresourcehub.github.io  ·</w:t>
+    </w:r>
+    <w:proofErr w:type="gramEnd"/>
+    <w:r>
+      <w:rPr>
+        <w:color w:val="6B6B6B"/>
+        <w:sz w:val="14"/>
+        <w:szCs w:val="14"/>
+      </w:rPr>
+      <w:t xml:space="preserve">  Page </w:t>
     </w:r>
     <w:r>
       <w:rPr>
-        <w:rFonts w:ascii="Georgia" w:cs="Georgia" w:eastAsia="Georgia" w:hAnsi="Georgia"/>
         <w:color w:val="6B6B6B"/>
         <w:sz w:val="14"/>
         <w:szCs w:val="14"/>
       </w:rPr>
       <w:fldChar w:fldCharType="begin"/>
-      <w:instrText xml:space="preserve">PAGE</w:instrText>
+    </w:r>
+    <w:r>
+      <w:rPr>
+        <w:color w:val="6B6B6B"/>
+        <w:sz w:val="14"/>
+        <w:szCs w:val="14"/>
+      </w:rPr>
+      <w:instrText>PAGE</w:instrText>
+    </w:r>
+    <w:r>
+      <w:rPr>
+        <w:color w:val="6B6B6B"/>
+        <w:sz w:val="14"/>
+        <w:szCs w:val="14"/>
+      </w:rPr>
       <w:fldChar w:fldCharType="separate"/>
+    </w:r>
+    <w:r>
+      <w:rPr>
+        <w:noProof/>
+        <w:color w:val="6B6B6B"/>
+        <w:sz w:val="14"/>
+        <w:szCs w:val="14"/>
+      </w:rPr>
+      <w:t>1</w:t>
+    </w:r>
+    <w:r>
+      <w:rPr>
+        <w:color w:val="6B6B6B"/>
+        <w:sz w:val="14"/>
+        <w:szCs w:val="14"/>
+      </w:rPr>
       <w:fldChar w:fldCharType="end"/>
     </w:r>
   </w:p>
@@ -625,18 +662,9 @@
 </file>
 
 <file path=word/footnotes.xml><?xml version="1.0" encoding="utf-8"?>
-<w:footnotes xmlns:wpc="http://schemas.microsoft.com/office/word/2010/wordprocessingCanvas" xmlns:mc="http://schemas.openxmlformats.org/markup-compatibility/2006" xmlns:o="urn:schemas-microsoft-com:office:office" xmlns:r="http://schemas.openxmlformats.org/officeDocument/2006/relationships" xmlns:m="http://schemas.openxmlformats.org/officeDocument/2006/math" xmlns:v="urn:schemas-microsoft-com:vml" xmlns:wp14="http://schemas.microsoft.com/office/word/2010/wordprocessingDrawing" xmlns:wp="http://schemas.openxmlformats.org/drawingml/2006/wordprocessingDrawing" xmlns:w10="urn:schemas-microsoft-com:office:word" xmlns:w="http://schemas.openxmlformats.org/wordprocessingml/2006/main" xmlns:w14="http://schemas.microsoft.com/office/word/2010/wordml" xmlns:w15="http://schemas.microsoft.com/office/word/2012/wordml" xmlns:wpg="http://schemas.microsoft.com/office/word/2010/wordprocessingGroup" xmlns:wpi="http://schemas.microsoft.com/office/word/2010/wordprocessingInk" xmlns:wne="http://schemas.microsoft.com/office/word/2006/wordml" xmlns:wps="http://schemas.microsoft.com/office/word/2010/wordprocessingShape" mc:Ignorable="w14 w15 wp14">
+<w:footnotes xmlns:wpc="http://schemas.microsoft.com/office/word/2010/wordprocessingCanvas" xmlns:cx="http://schemas.microsoft.com/office/drawing/2014/chartex" xmlns:cx1="http://schemas.microsoft.com/office/drawing/2015/9/8/chartex" xmlns:cx2="http://schemas.microsoft.com/office/drawing/2015/10/21/chartex" xmlns:cx3="http://schemas.microsoft.com/office/drawing/2016/5/9/chartex" xmlns:cx4="http://schemas.microsoft.com/office/drawing/2016/5/10/chartex" xmlns:cx5="http://schemas.microsoft.com/office/drawing/2016/5/11/chartex" xmlns:cx6="http://schemas.microsoft.com/office/drawing/2016/5/12/chartex" xmlns:cx7="http://schemas.microsoft.com/office/drawing/2016/5/13/chartex" xmlns:cx8="http://schemas.microsoft.com/office/drawing/2016/5/14/chartex" xmlns:mc="http://schemas.openxmlformats.org/markup-compatibility/2006" xmlns:m="http://schemas.openxmlformats.org/officeDocument/2006/math" xmlns:aink="http://schemas.microsoft.com/office/drawing/2016/ink" xmlns:am3d="http://schemas.microsoft.com/office/drawing/2017/model3d" xmlns:oel="http://schemas.microsoft.com/office/2019/extlst" xmlns:r="http://schemas.openxmlformats.org/officeDocument/2006/relationships" xmlns:wp14="http://schemas.microsoft.com/office/word/2010/wordprocessingDrawing" xmlns:wp="http://schemas.openxmlformats.org/drawingml/2006/wordprocessingDrawing" xmlns:wpg="http://schemas.microsoft.com/office/word/2010/wordprocessingGroup" xmlns:wpi="http://schemas.microsoft.com/office/word/2010/wordprocessingInk" xmlns:wps="http://schemas.microsoft.com/office/word/2010/wordprocessingShape" xmlns:o="urn:schemas-microsoft-com:office:office" xmlns:v="urn:schemas-microsoft-com:vml" xmlns:w10="urn:schemas-microsoft-com:office:word" xmlns:w="http://schemas.openxmlformats.org/wordprocessingml/2006/main" xmlns:w14="http://schemas.microsoft.com/office/word/2010/wordml" xmlns:w15="http://schemas.microsoft.com/office/word/2012/wordml" xmlns:w16cei="http://schemas.microsoft.com/office/word/2026/wordml/cei" xmlns:w16cex="http://schemas.microsoft.com/office/word/2018/wordml/cex" xmlns:w16cid="http://schemas.microsoft.com/office/word/2016/wordml/cid" xmlns:w16="http://schemas.microsoft.com/office/word/2018/wordml" xmlns:w16sdtdh="http://schemas.microsoft.com/office/word/2020/wordml/sdtdatahash" xmlns:w16sdtfl="http://schemas.microsoft.com/office/word/2024/wordml/sdtformatlock" xmlns:w16se="http://schemas.microsoft.com/office/word/2015/wordml/symex" xmlns:w16du="http://schemas.microsoft.com/office/word/2023/wordml/word16du" xmlns:wne="http://schemas.microsoft.com/office/word/2006/wordml" mc:Ignorable="w14 w15 w16se w16cid w16 w16cex w16sdtdh w16sdtfl w16du wp14">
   <w:footnote w:type="separator" w:id="-1">
     <w:p>
-      <w:pPr>
-        <w:spacing w:after="0" w:line="240" w:lineRule="auto"/>
-      </w:pPr>
-      <w:r>
-        <w:rPr>
-          <w:rStyle w:val="FootnoteReference"/>
-        </w:rPr>
-        <w:footnoteRef/>
-      </w:r>
       <w:r>
         <w:separator/>
       </w:r>
@@ -644,15 +672,6 @@
   </w:footnote>
   <w:footnote w:type="continuationSeparator" w:id="0">
     <w:p>
-      <w:pPr>
-        <w:spacing w:after="0" w:line="240" w:lineRule="auto"/>
-      </w:pPr>
-      <w:r>
-        <w:rPr>
-          <w:rStyle w:val="FootnoteReference"/>
-        </w:rPr>
-        <w:footnoteRef/>
-      </w:r>
       <w:r>
         <w:continuationSeparator/>
       </w:r>
@@ -662,10 +681,120 @@
 </file>
 
 <file path=word/numbering.xml><?xml version="1.0" encoding="utf-8"?>
-<w:numbering xmlns:wpc="http://schemas.microsoft.com/office/word/2010/wordprocessingCanvas" xmlns:mc="http://schemas.openxmlformats.org/markup-compatibility/2006" xmlns:o="urn:schemas-microsoft-com:office:office" xmlns:r="http://schemas.openxmlformats.org/officeDocument/2006/relationships" xmlns:m="http://schemas.openxmlformats.org/officeDocument/2006/math" xmlns:v="urn:schemas-microsoft-com:vml" xmlns:wp14="http://schemas.microsoft.com/office/word/2010/wordprocessingDrawing" xmlns:wp="http://schemas.openxmlformats.org/drawingml/2006/wordprocessingDrawing" xmlns:w10="urn:schemas-microsoft-com:office:word" xmlns:w="http://schemas.openxmlformats.org/wordprocessingml/2006/main" xmlns:w14="http://schemas.microsoft.com/office/word/2010/wordml" xmlns:w15="http://schemas.microsoft.com/office/word/2012/wordml" xmlns:wpg="http://schemas.microsoft.com/office/word/2010/wordprocessingGroup" xmlns:wpi="http://schemas.microsoft.com/office/word/2010/wordprocessingInk" xmlns:wne="http://schemas.microsoft.com/office/word/2006/wordml" xmlns:wps="http://schemas.microsoft.com/office/word/2010/wordprocessingShape" mc:Ignorable="w14 w15 wp14">
+<w:numbering xmlns:wpc="http://schemas.microsoft.com/office/word/2010/wordprocessingCanvas" xmlns:cx="http://schemas.microsoft.com/office/drawing/2014/chartex" xmlns:cx1="http://schemas.microsoft.com/office/drawing/2015/9/8/chartex" xmlns:cx2="http://schemas.microsoft.com/office/drawing/2015/10/21/chartex" xmlns:cx3="http://schemas.microsoft.com/office/drawing/2016/5/9/chartex" xmlns:cx4="http://schemas.microsoft.com/office/drawing/2016/5/10/chartex" xmlns:cx5="http://schemas.microsoft.com/office/drawing/2016/5/11/chartex" xmlns:cx6="http://schemas.microsoft.com/office/drawing/2016/5/12/chartex" xmlns:cx7="http://schemas.microsoft.com/office/drawing/2016/5/13/chartex" xmlns:cx8="http://schemas.microsoft.com/office/drawing/2016/5/14/chartex" xmlns:mc="http://schemas.openxmlformats.org/markup-compatibility/2006" xmlns:m="http://schemas.openxmlformats.org/officeDocument/2006/math" xmlns:aink="http://schemas.microsoft.com/office/drawing/2016/ink" xmlns:am3d="http://schemas.microsoft.com/office/drawing/2017/model3d" xmlns:oel="http://schemas.microsoft.com/office/2019/extlst" xmlns:r="http://schemas.openxmlformats.org/officeDocument/2006/relationships" xmlns:wp14="http://schemas.microsoft.com/office/word/2010/wordprocessingDrawing" xmlns:wp="http://schemas.openxmlformats.org/drawingml/2006/wordprocessingDrawing" xmlns:wpg="http://schemas.microsoft.com/office/word/2010/wordprocessingGroup" xmlns:wpi="http://schemas.microsoft.com/office/word/2010/wordprocessingInk" xmlns:wps="http://schemas.microsoft.com/office/word/2010/wordprocessingShape" xmlns:o="urn:schemas-microsoft-com:office:office" xmlns:v="urn:schemas-microsoft-com:vml" xmlns:w10="urn:schemas-microsoft-com:office:word" xmlns:w="http://schemas.openxmlformats.org/wordprocessingml/2006/main" xmlns:w14="http://schemas.microsoft.com/office/word/2010/wordml" xmlns:w15="http://schemas.microsoft.com/office/word/2012/wordml" xmlns:w16cei="http://schemas.microsoft.com/office/word/2026/wordml/cei" xmlns:w16cex="http://schemas.microsoft.com/office/word/2018/wordml/cex" xmlns:w16cid="http://schemas.microsoft.com/office/word/2016/wordml/cid" xmlns:w16="http://schemas.microsoft.com/office/word/2018/wordml" xmlns:w16sdtdh="http://schemas.microsoft.com/office/word/2020/wordml/sdtdatahash" xmlns:w16sdtfl="http://schemas.microsoft.com/office/word/2024/wordml/sdtformatlock" xmlns:w16se="http://schemas.microsoft.com/office/word/2015/wordml/symex" xmlns:w16du="http://schemas.microsoft.com/office/word/2023/wordml/word16du" xmlns:wne="http://schemas.microsoft.com/office/word/2006/wordml" mc:Ignorable="w14 w15 w16se w16cid w16 w16cex w16sdtdh w16sdtfl w16du wp14">
+  <w:abstractNum w:abstractNumId="0" w15:restartNumberingAfterBreak="0">
+    <w:nsid w:val="137934C1"/>
+    <w:multiLevelType w:val="hybridMultilevel"/>
+    <w:tmpl w:val="179AF5CA"/>
+    <w:lvl w:ilvl="0" w:tplc="C7B40172">
+      <w:start w:val="1"/>
+      <w:numFmt w:val="decimal"/>
+      <w:lvlText w:val="%1."/>
+      <w:lvlJc w:val="left"/>
+      <w:pPr>
+        <w:ind w:left="720" w:hanging="360"/>
+      </w:pPr>
+    </w:lvl>
+    <w:lvl w:ilvl="1" w:tplc="C0FE50B8">
+      <w:numFmt w:val="decimal"/>
+      <w:lvlText w:val=""/>
+      <w:lvlJc w:val="left"/>
+    </w:lvl>
+    <w:lvl w:ilvl="2" w:tplc="142E7246">
+      <w:numFmt w:val="decimal"/>
+      <w:lvlText w:val=""/>
+      <w:lvlJc w:val="left"/>
+    </w:lvl>
+    <w:lvl w:ilvl="3" w:tplc="51964C94">
+      <w:numFmt w:val="decimal"/>
+      <w:lvlText w:val=""/>
+      <w:lvlJc w:val="left"/>
+    </w:lvl>
+    <w:lvl w:ilvl="4" w:tplc="4C82A3DA">
+      <w:numFmt w:val="decimal"/>
+      <w:lvlText w:val=""/>
+      <w:lvlJc w:val="left"/>
+    </w:lvl>
+    <w:lvl w:ilvl="5" w:tplc="70B2FA68">
+      <w:numFmt w:val="decimal"/>
+      <w:lvlText w:val=""/>
+      <w:lvlJc w:val="left"/>
+    </w:lvl>
+    <w:lvl w:ilvl="6" w:tplc="2F346D5A">
+      <w:numFmt w:val="decimal"/>
+      <w:lvlText w:val=""/>
+      <w:lvlJc w:val="left"/>
+    </w:lvl>
+    <w:lvl w:ilvl="7" w:tplc="B470A208">
+      <w:numFmt w:val="decimal"/>
+      <w:lvlText w:val=""/>
+      <w:lvlJc w:val="left"/>
+    </w:lvl>
+    <w:lvl w:ilvl="8" w:tplc="A954AE94">
+      <w:numFmt w:val="decimal"/>
+      <w:lvlText w:val=""/>
+      <w:lvlJc w:val="left"/>
+    </w:lvl>
+  </w:abstractNum>
   <w:abstractNum w:abstractNumId="1" w15:restartNumberingAfterBreak="0">
+    <w:nsid w:val="1A5D1EC6"/>
     <w:multiLevelType w:val="hybridMultilevel"/>
-    <w:lvl w:ilvl="0" w15:tentative="1">
+    <w:tmpl w:val="A8203C24"/>
+    <w:lvl w:ilvl="0" w:tplc="A24A9518">
+      <w:start w:val="1"/>
+      <w:numFmt w:val="bullet"/>
+      <w:lvlText w:val="•"/>
+      <w:lvlJc w:val="left"/>
+      <w:pPr>
+        <w:ind w:left="720" w:hanging="360"/>
+      </w:pPr>
+    </w:lvl>
+    <w:lvl w:ilvl="1" w:tplc="335A6CDC">
+      <w:numFmt w:val="decimal"/>
+      <w:lvlText w:val=""/>
+      <w:lvlJc w:val="left"/>
+    </w:lvl>
+    <w:lvl w:ilvl="2" w:tplc="D07A910A">
+      <w:numFmt w:val="decimal"/>
+      <w:lvlText w:val=""/>
+      <w:lvlJc w:val="left"/>
+    </w:lvl>
+    <w:lvl w:ilvl="3" w:tplc="B6E28312">
+      <w:numFmt w:val="decimal"/>
+      <w:lvlText w:val=""/>
+      <w:lvlJc w:val="left"/>
+    </w:lvl>
+    <w:lvl w:ilvl="4" w:tplc="CA4A07AC">
+      <w:numFmt w:val="decimal"/>
+      <w:lvlText w:val=""/>
+      <w:lvlJc w:val="left"/>
+    </w:lvl>
+    <w:lvl w:ilvl="5" w:tplc="A3021980">
+      <w:numFmt w:val="decimal"/>
+      <w:lvlText w:val=""/>
+      <w:lvlJc w:val="left"/>
+    </w:lvl>
+    <w:lvl w:ilvl="6" w:tplc="A704F1A6">
+      <w:numFmt w:val="decimal"/>
+      <w:lvlText w:val=""/>
+      <w:lvlJc w:val="left"/>
+    </w:lvl>
+    <w:lvl w:ilvl="7" w:tplc="312CC932">
+      <w:numFmt w:val="decimal"/>
+      <w:lvlText w:val=""/>
+      <w:lvlJc w:val="left"/>
+    </w:lvl>
+    <w:lvl w:ilvl="8" w:tplc="2F5EB610">
+      <w:numFmt w:val="decimal"/>
+      <w:lvlText w:val=""/>
+      <w:lvlJc w:val="left"/>
+    </w:lvl>
+  </w:abstractNum>
+  <w:abstractNum w:abstractNumId="2" w15:restartNumberingAfterBreak="0">
+    <w:nsid w:val="378A78B9"/>
+    <w:multiLevelType w:val="hybridMultilevel"/>
+    <w:tmpl w:val="6C6496A6"/>
+    <w:lvl w:ilvl="0" w:tplc="E668E75C">
       <w:start w:val="1"/>
       <w:numFmt w:val="bullet"/>
       <w:lvlText w:val="●"/>
@@ -674,7 +803,7 @@
         <w:ind w:left="720" w:hanging="360"/>
       </w:pPr>
     </w:lvl>
-    <w:lvl w:ilvl="1" w15:tentative="1">
+    <w:lvl w:ilvl="1" w:tplc="5E3CB6CA">
       <w:start w:val="1"/>
       <w:numFmt w:val="bullet"/>
       <w:lvlText w:val="○"/>
@@ -683,7 +812,7 @@
         <w:ind w:left="1440" w:hanging="360"/>
       </w:pPr>
     </w:lvl>
-    <w:lvl w:ilvl="2" w15:tentative="1">
+    <w:lvl w:ilvl="2" w:tplc="10EC6ADE">
       <w:start w:val="1"/>
       <w:numFmt w:val="bullet"/>
       <w:lvlText w:val="■"/>
@@ -692,7 +821,7 @@
         <w:ind w:left="2160" w:hanging="360"/>
       </w:pPr>
     </w:lvl>
-    <w:lvl w:ilvl="3" w15:tentative="1">
+    <w:lvl w:ilvl="3" w:tplc="617E9DD0">
       <w:start w:val="1"/>
       <w:numFmt w:val="bullet"/>
       <w:lvlText w:val="●"/>
@@ -701,7 +830,7 @@
         <w:ind w:left="2880" w:hanging="360"/>
       </w:pPr>
     </w:lvl>
-    <w:lvl w:ilvl="4" w15:tentative="1">
+    <w:lvl w:ilvl="4" w:tplc="AEBE2D2A">
       <w:start w:val="1"/>
       <w:numFmt w:val="bullet"/>
       <w:lvlText w:val="○"/>
@@ -710,7 +839,7 @@
         <w:ind w:left="3600" w:hanging="360"/>
       </w:pPr>
     </w:lvl>
-    <w:lvl w:ilvl="5" w15:tentative="1">
+    <w:lvl w:ilvl="5" w:tplc="2A741FEC">
       <w:start w:val="1"/>
       <w:numFmt w:val="bullet"/>
       <w:lvlText w:val="■"/>
@@ -719,7 +848,7 @@
         <w:ind w:left="4320" w:hanging="360"/>
       </w:pPr>
     </w:lvl>
-    <w:lvl w:ilvl="6" w15:tentative="1">
+    <w:lvl w:ilvl="6" w:tplc="EB4425C6">
       <w:start w:val="1"/>
       <w:numFmt w:val="bullet"/>
       <w:lvlText w:val="●"/>
@@ -728,7 +857,7 @@
         <w:ind w:left="5040" w:hanging="360"/>
       </w:pPr>
     </w:lvl>
-    <w:lvl w:ilvl="7" w15:tentative="1">
+    <w:lvl w:ilvl="7" w:tplc="9454DEB0">
       <w:start w:val="1"/>
       <w:numFmt w:val="bullet"/>
       <w:lvlText w:val="●"/>
@@ -737,7 +866,7 @@
         <w:ind w:left="5760" w:hanging="360"/>
       </w:pPr>
     </w:lvl>
-    <w:lvl w:ilvl="8" w15:tentative="1">
+    <w:lvl w:ilvl="8" w:tplc="AE2A1B0A">
       <w:start w:val="1"/>
       <w:numFmt w:val="bullet"/>
       <w:lvlText w:val="●"/>
@@ -747,38 +876,14 @@
       </w:pPr>
     </w:lvl>
   </w:abstractNum>
-  <w:abstractNum w:abstractNumId="2" w15:restartNumberingAfterBreak="0">
-    <w:multiLevelType w:val="hybridMultilevel"/>
-    <w:lvl w:ilvl="0" w15:tentative="1">
-      <w:start w:val="1"/>
-      <w:numFmt w:val="bullet"/>
-      <w:lvlText w:val="•"/>
-      <w:lvlJc w:val="left"/>
-      <w:pPr>
-        <w:ind w:left="720" w:hanging="360"/>
-      </w:pPr>
-    </w:lvl>
-  </w:abstractNum>
-  <w:abstractNum w:abstractNumId="3" w15:restartNumberingAfterBreak="0">
-    <w:multiLevelType w:val="hybridMultilevel"/>
-    <w:lvl w:ilvl="0" w15:tentative="1">
-      <w:start w:val="1"/>
-      <w:numFmt w:val="decimal"/>
-      <w:lvlText w:val="%1."/>
-      <w:lvlJc w:val="left"/>
-      <w:pPr>
-        <w:ind w:left="720" w:hanging="360"/>
-      </w:pPr>
-    </w:lvl>
-  </w:abstractNum>
-  <w:num w:numId="1">
-    <w:abstractNumId w:val="1"/>
+  <w:num w:numId="1" w16cid:durableId="1267730045">
+    <w:abstractNumId w:val="2"/>
     <w:lvlOverride w:ilvl="0">
       <w:startOverride w:val="1"/>
     </w:lvlOverride>
   </w:num>
-  <w:num w:numId="2">
-    <w:abstractNumId w:val="3"/>
+  <w:num w:numId="2" w16cid:durableId="1695419349">
+    <w:abstractNumId w:val="0"/>
     <w:lvlOverride w:ilvl="0">
       <w:startOverride w:val="1"/>
     </w:lvlOverride>
@@ -787,93 +892,528 @@
 </file>
 
 <file path=word/styles.xml><?xml version="1.0" encoding="utf-8"?>
-<w:styles xmlns:mc="http://schemas.openxmlformats.org/markup-compatibility/2006" xmlns:r="http://schemas.openxmlformats.org/officeDocument/2006/relationships" xmlns:w="http://schemas.openxmlformats.org/wordprocessingml/2006/main" xmlns:w14="http://schemas.microsoft.com/office/word/2010/wordml" xmlns:w15="http://schemas.microsoft.com/office/word/2012/wordml" mc:Ignorable="w14 w15">
+<w:styles xmlns:mc="http://schemas.openxmlformats.org/markup-compatibility/2006" xmlns:r="http://schemas.openxmlformats.org/officeDocument/2006/relationships" xmlns:w="http://schemas.openxmlformats.org/wordprocessingml/2006/main" xmlns:w14="http://schemas.microsoft.com/office/word/2010/wordml" xmlns:w15="http://schemas.microsoft.com/office/word/2012/wordml" xmlns:w16cex="http://schemas.microsoft.com/office/word/2018/wordml/cex" xmlns:w16cid="http://schemas.microsoft.com/office/word/2016/wordml/cid" xmlns:w16="http://schemas.microsoft.com/office/word/2018/wordml" xmlns:w16sdtdh="http://schemas.microsoft.com/office/word/2020/wordml/sdtdatahash" xmlns:w16sdtfl="http://schemas.microsoft.com/office/word/2024/wordml/sdtformatlock" xmlns:w16se="http://schemas.microsoft.com/office/word/2015/wordml/symex" xmlns:w16du="http://schemas.microsoft.com/office/word/2023/wordml/word16du" mc:Ignorable="w14 w15 w16se w16cid w16 w16cex w16sdtdh w16sdtfl w16du">
   <w:docDefaults>
     <w:rPrDefault>
       <w:rPr>
-        <w:rFonts w:ascii="Georgia" w:cs="Georgia" w:eastAsia="Georgia" w:hAnsi="Georgia"/>
+        <w:rFonts w:ascii="Georgia" w:eastAsia="Georgia" w:hAnsi="Georgia" w:cs="Georgia"/>
         <w:sz w:val="22"/>
         <w:szCs w:val="22"/>
+        <w:lang w:val="en-US" w:eastAsia="en-US" w:bidi="ar-SA"/>
       </w:rPr>
     </w:rPrDefault>
     <w:pPrDefault/>
   </w:docDefaults>
+  <w:latentStyles w:defLockedState="0" w:defUIPriority="99" w:defSemiHidden="0" w:defUnhideWhenUsed="0" w:defQFormat="0" w:count="376">
+    <w:lsdException w:name="Normal" w:uiPriority="0" w:qFormat="1"/>
+    <w:lsdException w:name="heading 1" w:uiPriority="9" w:qFormat="1"/>
+    <w:lsdException w:name="heading 2" w:semiHidden="1" w:uiPriority="9" w:unhideWhenUsed="1" w:qFormat="1"/>
+    <w:lsdException w:name="heading 3" w:semiHidden="1" w:uiPriority="9" w:unhideWhenUsed="1" w:qFormat="1"/>
+    <w:lsdException w:name="heading 4" w:semiHidden="1" w:uiPriority="9" w:unhideWhenUsed="1" w:qFormat="1"/>
+    <w:lsdException w:name="heading 5" w:semiHidden="1" w:uiPriority="9" w:unhideWhenUsed="1" w:qFormat="1"/>
+    <w:lsdException w:name="heading 6" w:semiHidden="1" w:uiPriority="9" w:unhideWhenUsed="1" w:qFormat="1"/>
+    <w:lsdException w:name="heading 7" w:semiHidden="1" w:uiPriority="9" w:unhideWhenUsed="1" w:qFormat="1"/>
+    <w:lsdException w:name="heading 8" w:semiHidden="1" w:uiPriority="9" w:unhideWhenUsed="1" w:qFormat="1"/>
+    <w:lsdException w:name="heading 9" w:semiHidden="1" w:uiPriority="9" w:unhideWhenUsed="1" w:qFormat="1"/>
+    <w:lsdException w:name="index 1" w:semiHidden="1" w:unhideWhenUsed="1"/>
+    <w:lsdException w:name="index 2" w:semiHidden="1" w:unhideWhenUsed="1"/>
+    <w:lsdException w:name="index 3" w:semiHidden="1" w:unhideWhenUsed="1"/>
+    <w:lsdException w:name="index 4" w:semiHidden="1" w:unhideWhenUsed="1"/>
+    <w:lsdException w:name="index 5" w:semiHidden="1" w:unhideWhenUsed="1"/>
+    <w:lsdException w:name="index 6" w:semiHidden="1" w:unhideWhenUsed="1"/>
+    <w:lsdException w:name="index 7" w:semiHidden="1" w:unhideWhenUsed="1"/>
+    <w:lsdException w:name="index 8" w:semiHidden="1" w:unhideWhenUsed="1"/>
+    <w:lsdException w:name="index 9" w:semiHidden="1" w:unhideWhenUsed="1"/>
+    <w:lsdException w:name="toc 1" w:semiHidden="1" w:uiPriority="39" w:unhideWhenUsed="1"/>
+    <w:lsdException w:name="toc 2" w:semiHidden="1" w:uiPriority="39" w:unhideWhenUsed="1"/>
+    <w:lsdException w:name="toc 3" w:semiHidden="1" w:uiPriority="39" w:unhideWhenUsed="1"/>
+    <w:lsdException w:name="toc 4" w:semiHidden="1" w:uiPriority="39" w:unhideWhenUsed="1"/>
+    <w:lsdException w:name="toc 5" w:semiHidden="1" w:uiPriority="39" w:unhideWhenUsed="1"/>
+    <w:lsdException w:name="toc 6" w:semiHidden="1" w:uiPriority="39" w:unhideWhenUsed="1"/>
+    <w:lsdException w:name="toc 7" w:semiHidden="1" w:uiPriority="39" w:unhideWhenUsed="1"/>
+    <w:lsdException w:name="toc 8" w:semiHidden="1" w:uiPriority="39" w:unhideWhenUsed="1"/>
+    <w:lsdException w:name="toc 9" w:semiHidden="1" w:uiPriority="39" w:unhideWhenUsed="1"/>
+    <w:lsdException w:name="Normal Indent" w:semiHidden="1" w:unhideWhenUsed="1"/>
+    <w:lsdException w:name="footnote text" w:semiHidden="1" w:unhideWhenUsed="1"/>
+    <w:lsdException w:name="annotation text" w:semiHidden="1" w:unhideWhenUsed="1"/>
+    <w:lsdException w:name="header" w:semiHidden="1" w:unhideWhenUsed="1"/>
+    <w:lsdException w:name="footer" w:semiHidden="1" w:unhideWhenUsed="1"/>
+    <w:lsdException w:name="index heading" w:semiHidden="1" w:unhideWhenUsed="1"/>
+    <w:lsdException w:name="caption" w:semiHidden="1" w:uiPriority="35" w:unhideWhenUsed="1" w:qFormat="1"/>
+    <w:lsdException w:name="table of figures" w:semiHidden="1" w:unhideWhenUsed="1"/>
+    <w:lsdException w:name="envelope address" w:semiHidden="1" w:unhideWhenUsed="1"/>
+    <w:lsdException w:name="envelope return" w:semiHidden="1" w:unhideWhenUsed="1"/>
+    <w:lsdException w:name="footnote reference" w:semiHidden="1" w:unhideWhenUsed="1"/>
+    <w:lsdException w:name="annotation reference" w:semiHidden="1" w:unhideWhenUsed="1"/>
+    <w:lsdException w:name="line number" w:semiHidden="1" w:unhideWhenUsed="1"/>
+    <w:lsdException w:name="page number" w:semiHidden="1" w:unhideWhenUsed="1"/>
+    <w:lsdException w:name="endnote reference" w:semiHidden="1" w:unhideWhenUsed="1"/>
+    <w:lsdException w:name="endnote text" w:semiHidden="1" w:unhideWhenUsed="1"/>
+    <w:lsdException w:name="table of authorities" w:semiHidden="1" w:unhideWhenUsed="1"/>
+    <w:lsdException w:name="macro" w:semiHidden="1" w:unhideWhenUsed="1"/>
+    <w:lsdException w:name="toa heading" w:semiHidden="1" w:unhideWhenUsed="1"/>
+    <w:lsdException w:name="List" w:semiHidden="1" w:unhideWhenUsed="1"/>
+    <w:lsdException w:name="List Bullet" w:semiHidden="1" w:unhideWhenUsed="1"/>
+    <w:lsdException w:name="List Number" w:semiHidden="1" w:unhideWhenUsed="1"/>
+    <w:lsdException w:name="List 2" w:semiHidden="1" w:unhideWhenUsed="1"/>
+    <w:lsdException w:name="List 3" w:semiHidden="1" w:unhideWhenUsed="1"/>
+    <w:lsdException w:name="List 4" w:semiHidden="1" w:unhideWhenUsed="1"/>
+    <w:lsdException w:name="List 5" w:semiHidden="1" w:unhideWhenUsed="1"/>
+    <w:lsdException w:name="List Bullet 2" w:semiHidden="1" w:unhideWhenUsed="1"/>
+    <w:lsdException w:name="List Bullet 3" w:semiHidden="1" w:unhideWhenUsed="1"/>
+    <w:lsdException w:name="List Bullet 4" w:semiHidden="1" w:unhideWhenUsed="1"/>
+    <w:lsdException w:name="List Bullet 5" w:semiHidden="1" w:unhideWhenUsed="1"/>
+    <w:lsdException w:name="List Number 2" w:semiHidden="1" w:unhideWhenUsed="1"/>
+    <w:lsdException w:name="List Number 3" w:semiHidden="1" w:unhideWhenUsed="1"/>
+    <w:lsdException w:name="List Number 4" w:semiHidden="1" w:unhideWhenUsed="1"/>
+    <w:lsdException w:name="List Number 5" w:semiHidden="1" w:unhideWhenUsed="1"/>
+    <w:lsdException w:name="Title" w:uiPriority="10" w:qFormat="1"/>
+    <w:lsdException w:name="Closing" w:semiHidden="1" w:unhideWhenUsed="1"/>
+    <w:lsdException w:name="Signature" w:semiHidden="1" w:unhideWhenUsed="1"/>
+    <w:lsdException w:name="Default Paragraph Font" w:semiHidden="1" w:uiPriority="1" w:unhideWhenUsed="1"/>
+    <w:lsdException w:name="Body Text" w:semiHidden="1" w:unhideWhenUsed="1"/>
+    <w:lsdException w:name="Body Text Indent" w:semiHidden="1" w:unhideWhenUsed="1"/>
+    <w:lsdException w:name="List Continue" w:semiHidden="1" w:unhideWhenUsed="1"/>
+    <w:lsdException w:name="List Continue 2" w:semiHidden="1" w:unhideWhenUsed="1"/>
+    <w:lsdException w:name="List Continue 3" w:semiHidden="1" w:unhideWhenUsed="1"/>
+    <w:lsdException w:name="List Continue 4" w:semiHidden="1" w:unhideWhenUsed="1"/>
+    <w:lsdException w:name="List Continue 5" w:semiHidden="1" w:unhideWhenUsed="1"/>
+    <w:lsdException w:name="Message Header" w:semiHidden="1" w:unhideWhenUsed="1"/>
+    <w:lsdException w:name="Subtitle" w:uiPriority="11" w:qFormat="1"/>
+    <w:lsdException w:name="Salutation" w:semiHidden="1" w:unhideWhenUsed="1"/>
+    <w:lsdException w:name="Date" w:semiHidden="1" w:unhideWhenUsed="1"/>
+    <w:lsdException w:name="Body Text First Indent" w:semiHidden="1" w:unhideWhenUsed="1"/>
+    <w:lsdException w:name="Body Text First Indent 2" w:semiHidden="1" w:unhideWhenUsed="1"/>
+    <w:lsdException w:name="Note Heading" w:semiHidden="1" w:unhideWhenUsed="1"/>
+    <w:lsdException w:name="Body Text 2" w:semiHidden="1" w:unhideWhenUsed="1"/>
+    <w:lsdException w:name="Body Text 3" w:semiHidden="1" w:unhideWhenUsed="1"/>
+    <w:lsdException w:name="Body Text Indent 2" w:semiHidden="1" w:unhideWhenUsed="1"/>
+    <w:lsdException w:name="Body Text Indent 3" w:semiHidden="1" w:unhideWhenUsed="1"/>
+    <w:lsdException w:name="Block Text" w:semiHidden="1" w:unhideWhenUsed="1"/>
+    <w:lsdException w:name="Hyperlink" w:semiHidden="1" w:unhideWhenUsed="1"/>
+    <w:lsdException w:name="FollowedHyperlink" w:semiHidden="1" w:unhideWhenUsed="1"/>
+    <w:lsdException w:name="Strong" w:uiPriority="22" w:qFormat="1"/>
+    <w:lsdException w:name="Emphasis" w:uiPriority="20" w:qFormat="1"/>
+    <w:lsdException w:name="Document Map" w:semiHidden="1" w:unhideWhenUsed="1"/>
+    <w:lsdException w:name="Plain Text" w:semiHidden="1" w:unhideWhenUsed="1"/>
+    <w:lsdException w:name="E-mail Signature" w:semiHidden="1" w:unhideWhenUsed="1"/>
+    <w:lsdException w:name="HTML Top of Form" w:semiHidden="1" w:unhideWhenUsed="1"/>
+    <w:lsdException w:name="HTML Bottom of Form" w:semiHidden="1" w:unhideWhenUsed="1"/>
+    <w:lsdException w:name="Normal (Web)" w:semiHidden="1" w:unhideWhenUsed="1"/>
+    <w:lsdException w:name="HTML Acronym" w:semiHidden="1" w:unhideWhenUsed="1"/>
+    <w:lsdException w:name="HTML Address" w:semiHidden="1" w:unhideWhenUsed="1"/>
+    <w:lsdException w:name="HTML Cite" w:semiHidden="1" w:unhideWhenUsed="1"/>
+    <w:lsdException w:name="HTML Code" w:semiHidden="1" w:unhideWhenUsed="1"/>
+    <w:lsdException w:name="HTML Definition" w:semiHidden="1" w:unhideWhenUsed="1"/>
+    <w:lsdException w:name="HTML Keyboard" w:semiHidden="1" w:unhideWhenUsed="1"/>
+    <w:lsdException w:name="HTML Preformatted" w:semiHidden="1" w:unhideWhenUsed="1"/>
+    <w:lsdException w:name="HTML Sample" w:semiHidden="1" w:unhideWhenUsed="1"/>
+    <w:lsdException w:name="HTML Typewriter" w:semiHidden="1" w:unhideWhenUsed="1"/>
+    <w:lsdException w:name="HTML Variable" w:semiHidden="1" w:unhideWhenUsed="1"/>
+    <w:lsdException w:name="Normal Table" w:semiHidden="1" w:unhideWhenUsed="1"/>
+    <w:lsdException w:name="annotation subject" w:semiHidden="1" w:unhideWhenUsed="1"/>
+    <w:lsdException w:name="No List" w:semiHidden="1" w:unhideWhenUsed="1"/>
+    <w:lsdException w:name="Outline List 1" w:semiHidden="1" w:unhideWhenUsed="1"/>
+    <w:lsdException w:name="Outline List 2" w:semiHidden="1" w:unhideWhenUsed="1"/>
+    <w:lsdException w:name="Outline List 3" w:semiHidden="1" w:unhideWhenUsed="1"/>
+    <w:lsdException w:name="Table Simple 1" w:semiHidden="1" w:unhideWhenUsed="1"/>
+    <w:lsdException w:name="Table Simple 2" w:semiHidden="1" w:unhideWhenUsed="1"/>
+    <w:lsdException w:name="Table Simple 3" w:semiHidden="1" w:unhideWhenUsed="1"/>
+    <w:lsdException w:name="Table Classic 1" w:semiHidden="1" w:unhideWhenUsed="1"/>
+    <w:lsdException w:name="Table Classic 2" w:semiHidden="1" w:unhideWhenUsed="1"/>
+    <w:lsdException w:name="Table Classic 3" w:semiHidden="1" w:unhideWhenUsed="1"/>
+    <w:lsdException w:name="Table Classic 4" w:semiHidden="1" w:unhideWhenUsed="1"/>
+    <w:lsdException w:name="Table Colorful 1" w:semiHidden="1" w:unhideWhenUsed="1"/>
+    <w:lsdException w:name="Table Colorful 2" w:semiHidden="1" w:unhideWhenUsed="1"/>
+    <w:lsdException w:name="Table Colorful 3" w:semiHidden="1" w:unhideWhenUsed="1"/>
+    <w:lsdException w:name="Table Columns 1" w:semiHidden="1" w:unhideWhenUsed="1"/>
+    <w:lsdException w:name="Table Columns 2" w:semiHidden="1" w:unhideWhenUsed="1"/>
+    <w:lsdException w:name="Table Columns 3" w:semiHidden="1" w:unhideWhenUsed="1"/>
+    <w:lsdException w:name="Table Columns 4" w:semiHidden="1" w:unhideWhenUsed="1"/>
+    <w:lsdException w:name="Table Columns 5" w:semiHidden="1" w:unhideWhenUsed="1"/>
+    <w:lsdException w:name="Table Grid 1" w:semiHidden="1" w:unhideWhenUsed="1"/>
+    <w:lsdException w:name="Table Grid 2" w:semiHidden="1" w:unhideWhenUsed="1"/>
+    <w:lsdException w:name="Table Grid 3" w:semiHidden="1" w:unhideWhenUsed="1"/>
+    <w:lsdException w:name="Table Grid 4" w:semiHidden="1" w:unhideWhenUsed="1"/>
+    <w:lsdException w:name="Table Grid 5" w:semiHidden="1" w:unhideWhenUsed="1"/>
+    <w:lsdException w:name="Table Grid 6" w:semiHidden="1" w:unhideWhenUsed="1"/>
+    <w:lsdException w:name="Table Grid 7" w:semiHidden="1" w:unhideWhenUsed="1"/>
+    <w:lsdException w:name="Table Grid 8" w:semiHidden="1" w:unhideWhenUsed="1"/>
+    <w:lsdException w:name="Table List 1" w:semiHidden="1" w:unhideWhenUsed="1"/>
+    <w:lsdException w:name="Table List 2" w:semiHidden="1" w:unhideWhenUsed="1"/>
+    <w:lsdException w:name="Table List 3" w:semiHidden="1" w:unhideWhenUsed="1"/>
+    <w:lsdException w:name="Table List 4" w:semiHidden="1" w:unhideWhenUsed="1"/>
+    <w:lsdException w:name="Table List 5" w:semiHidden="1" w:unhideWhenUsed="1"/>
+    <w:lsdException w:name="Table List 6" w:semiHidden="1" w:unhideWhenUsed="1"/>
+    <w:lsdException w:name="Table List 7" w:semiHidden="1" w:unhideWhenUsed="1"/>
+    <w:lsdException w:name="Table List 8" w:semiHidden="1" w:unhideWhenUsed="1"/>
+    <w:lsdException w:name="Table 3D effects 1" w:semiHidden="1" w:unhideWhenUsed="1"/>
+    <w:lsdException w:name="Table 3D effects 2" w:semiHidden="1" w:unhideWhenUsed="1"/>
+    <w:lsdException w:name="Table 3D effects 3" w:semiHidden="1" w:unhideWhenUsed="1"/>
+    <w:lsdException w:name="Table Contemporary" w:semiHidden="1" w:unhideWhenUsed="1"/>
+    <w:lsdException w:name="Table Elegant" w:semiHidden="1" w:unhideWhenUsed="1"/>
+    <w:lsdException w:name="Table Professional" w:semiHidden="1" w:unhideWhenUsed="1"/>
+    <w:lsdException w:name="Table Subtle 1" w:semiHidden="1" w:unhideWhenUsed="1"/>
+    <w:lsdException w:name="Table Subtle 2" w:semiHidden="1" w:unhideWhenUsed="1"/>
+    <w:lsdException w:name="Table Web 1" w:semiHidden="1" w:unhideWhenUsed="1"/>
+    <w:lsdException w:name="Table Web 2" w:semiHidden="1" w:unhideWhenUsed="1"/>
+    <w:lsdException w:name="Table Web 3" w:semiHidden="1" w:unhideWhenUsed="1"/>
+    <w:lsdException w:name="Balloon Text" w:semiHidden="1" w:unhideWhenUsed="1"/>
+    <w:lsdException w:name="Table Grid" w:uiPriority="39"/>
+    <w:lsdException w:name="Table Theme" w:semiHidden="1" w:unhideWhenUsed="1"/>
+    <w:lsdException w:name="Placeholder Text" w:semiHidden="1"/>
+    <w:lsdException w:name="No Spacing" w:uiPriority="1" w:qFormat="1"/>
+    <w:lsdException w:name="Light Shading" w:uiPriority="60"/>
+    <w:lsdException w:name="Light List" w:uiPriority="61"/>
+    <w:lsdException w:name="Light Grid" w:uiPriority="62"/>
+    <w:lsdException w:name="Medium Shading 1" w:uiPriority="63"/>
+    <w:lsdException w:name="Medium Shading 2" w:uiPriority="64"/>
+    <w:lsdException w:name="Medium List 1" w:uiPriority="65"/>
+    <w:lsdException w:name="Medium List 2" w:uiPriority="66"/>
+    <w:lsdException w:name="Medium Grid 1" w:uiPriority="67"/>
+    <w:lsdException w:name="Medium Grid 2" w:uiPriority="68"/>
+    <w:lsdException w:name="Medium Grid 3" w:uiPriority="69"/>
+    <w:lsdException w:name="Dark List" w:uiPriority="70"/>
+    <w:lsdException w:name="Colorful Shading" w:uiPriority="71"/>
+    <w:lsdException w:name="Colorful List" w:uiPriority="72"/>
+    <w:lsdException w:name="Colorful Grid" w:uiPriority="73"/>
+    <w:lsdException w:name="Light Shading Accent 1" w:uiPriority="60"/>
+    <w:lsdException w:name="Light List Accent 1" w:uiPriority="61"/>
+    <w:lsdException w:name="Light Grid Accent 1" w:uiPriority="62"/>
+    <w:lsdException w:name="Medium Shading 1 Accent 1" w:uiPriority="63"/>
+    <w:lsdException w:name="Medium Shading 2 Accent 1" w:uiPriority="64"/>
+    <w:lsdException w:name="Medium List 1 Accent 1" w:uiPriority="65"/>
+    <w:lsdException w:name="Revision" w:semiHidden="1"/>
+    <w:lsdException w:name="List Paragraph" w:uiPriority="34" w:qFormat="1"/>
+    <w:lsdException w:name="Quote" w:uiPriority="29" w:qFormat="1"/>
+    <w:lsdException w:name="Intense Quote" w:uiPriority="30" w:qFormat="1"/>
+    <w:lsdException w:name="Medium List 2 Accent 1" w:uiPriority="66"/>
+    <w:lsdException w:name="Medium Grid 1 Accent 1" w:uiPriority="67"/>
+    <w:lsdException w:name="Medium Grid 2 Accent 1" w:uiPriority="68"/>
+    <w:lsdException w:name="Medium Grid 3 Accent 1" w:uiPriority="69"/>
+    <w:lsdException w:name="Dark List Accent 1" w:uiPriority="70"/>
+    <w:lsdException w:name="Colorful Shading Accent 1" w:uiPriority="71"/>
+    <w:lsdException w:name="Colorful List Accent 1" w:uiPriority="72"/>
+    <w:lsdException w:name="Colorful Grid Accent 1" w:uiPriority="73"/>
+    <w:lsdException w:name="Light Shading Accent 2" w:uiPriority="60"/>
+    <w:lsdException w:name="Light List Accent 2" w:uiPriority="61"/>
+    <w:lsdException w:name="Light Grid Accent 2" w:uiPriority="62"/>
+    <w:lsdException w:name="Medium Shading 1 Accent 2" w:uiPriority="63"/>
+    <w:lsdException w:name="Medium Shading 2 Accent 2" w:uiPriority="64"/>
+    <w:lsdException w:name="Medium List 1 Accent 2" w:uiPriority="65"/>
+    <w:lsdException w:name="Medium List 2 Accent 2" w:uiPriority="66"/>
+    <w:lsdException w:name="Medium Grid 1 Accent 2" w:uiPriority="67"/>
+    <w:lsdException w:name="Medium Grid 2 Accent 2" w:uiPriority="68"/>
+    <w:lsdException w:name="Medium Grid 3 Accent 2" w:uiPriority="69"/>
+    <w:lsdException w:name="Dark List Accent 2" w:uiPriority="70"/>
+    <w:lsdException w:name="Colorful Shading Accent 2" w:uiPriority="71"/>
+    <w:lsdException w:name="Colorful List Accent 2" w:uiPriority="72"/>
+    <w:lsdException w:name="Colorful Grid Accent 2" w:uiPriority="73"/>
+    <w:lsdException w:name="Light Shading Accent 3" w:uiPriority="60"/>
+    <w:lsdException w:name="Light List Accent 3" w:uiPriority="61"/>
+    <w:lsdException w:name="Light Grid Accent 3" w:uiPriority="62"/>
+    <w:lsdException w:name="Medium Shading 1 Accent 3" w:uiPriority="63"/>
+    <w:lsdException w:name="Medium Shading 2 Accent 3" w:uiPriority="64"/>
+    <w:lsdException w:name="Medium List 1 Accent 3" w:uiPriority="65"/>
+    <w:lsdException w:name="Medium List 2 Accent 3" w:uiPriority="66"/>
+    <w:lsdException w:name="Medium Grid 1 Accent 3" w:uiPriority="67"/>
+    <w:lsdException w:name="Medium Grid 2 Accent 3" w:uiPriority="68"/>
+    <w:lsdException w:name="Medium Grid 3 Accent 3" w:uiPriority="69"/>
+    <w:lsdException w:name="Dark List Accent 3" w:uiPriority="70"/>
+    <w:lsdException w:name="Colorful Shading Accent 3" w:uiPriority="71"/>
+    <w:lsdException w:name="Colorful List Accent 3" w:uiPriority="72"/>
+    <w:lsdException w:name="Colorful Grid Accent 3" w:uiPriority="73"/>
+    <w:lsdException w:name="Light Shading Accent 4" w:uiPriority="60"/>
+    <w:lsdException w:name="Light List Accent 4" w:uiPriority="61"/>
+    <w:lsdException w:name="Light Grid Accent 4" w:uiPriority="62"/>
+    <w:lsdException w:name="Medium Shading 1 Accent 4" w:uiPriority="63"/>
+    <w:lsdException w:name="Medium Shading 2 Accent 4" w:uiPriority="64"/>
+    <w:lsdException w:name="Medium List 1 Accent 4" w:uiPriority="65"/>
+    <w:lsdException w:name="Medium List 2 Accent 4" w:uiPriority="66"/>
+    <w:lsdException w:name="Medium Grid 1 Accent 4" w:uiPriority="67"/>
+    <w:lsdException w:name="Medium Grid 2 Accent 4" w:uiPriority="68"/>
+    <w:lsdException w:name="Medium Grid 3 Accent 4" w:uiPriority="69"/>
+    <w:lsdException w:name="Dark List Accent 4" w:uiPriority="70"/>
+    <w:lsdException w:name="Colorful Shading Accent 4" w:uiPriority="71"/>
+    <w:lsdException w:name="Colorful List Accent 4" w:uiPriority="72"/>
+    <w:lsdException w:name="Colorful Grid Accent 4" w:uiPriority="73"/>
+    <w:lsdException w:name="Light Shading Accent 5" w:uiPriority="60"/>
+    <w:lsdException w:name="Light List Accent 5" w:uiPriority="61"/>
+    <w:lsdException w:name="Light Grid Accent 5" w:uiPriority="62"/>
+    <w:lsdException w:name="Medium Shading 1 Accent 5" w:uiPriority="63"/>
+    <w:lsdException w:name="Medium Shading 2 Accent 5" w:uiPriority="64"/>
+    <w:lsdException w:name="Medium List 1 Accent 5" w:uiPriority="65"/>
+    <w:lsdException w:name="Medium List 2 Accent 5" w:uiPriority="66"/>
+    <w:lsdException w:name="Medium Grid 1 Accent 5" w:uiPriority="67"/>
+    <w:lsdException w:name="Medium Grid 2 Accent 5" w:uiPriority="68"/>
+    <w:lsdException w:name="Medium Grid 3 Accent 5" w:uiPriority="69"/>
+    <w:lsdException w:name="Dark List Accent 5" w:uiPriority="70"/>
+    <w:lsdException w:name="Colorful Shading Accent 5" w:uiPriority="71"/>
+    <w:lsdException w:name="Colorful List Accent 5" w:uiPriority="72"/>
+    <w:lsdException w:name="Colorful Grid Accent 5" w:uiPriority="73"/>
+    <w:lsdException w:name="Light Shading Accent 6" w:uiPriority="60"/>
+    <w:lsdException w:name="Light List Accent 6" w:uiPriority="61"/>
+    <w:lsdException w:name="Light Grid Accent 6" w:uiPriority="62"/>
+    <w:lsdException w:name="Medium Shading 1 Accent 6" w:uiPriority="63"/>
+    <w:lsdException w:name="Medium Shading 2 Accent 6" w:uiPriority="64"/>
+    <w:lsdException w:name="Medium List 1 Accent 6" w:uiPriority="65"/>
+    <w:lsdException w:name="Medium List 2 Accent 6" w:uiPriority="66"/>
+    <w:lsdException w:name="Medium Grid 1 Accent 6" w:uiPriority="67"/>
+    <w:lsdException w:name="Medium Grid 2 Accent 6" w:uiPriority="68"/>
+    <w:lsdException w:name="Medium Grid 3 Accent 6" w:uiPriority="69"/>
+    <w:lsdException w:name="Dark List Accent 6" w:uiPriority="70"/>
+    <w:lsdException w:name="Colorful Shading Accent 6" w:uiPriority="71"/>
+    <w:lsdException w:name="Colorful List Accent 6" w:uiPriority="72"/>
+    <w:lsdException w:name="Colorful Grid Accent 6" w:uiPriority="73"/>
+    <w:lsdException w:name="Subtle Emphasis" w:uiPriority="19" w:qFormat="1"/>
+    <w:lsdException w:name="Intense Emphasis" w:uiPriority="21" w:qFormat="1"/>
+    <w:lsdException w:name="Subtle Reference" w:uiPriority="31" w:qFormat="1"/>
+    <w:lsdException w:name="Intense Reference" w:uiPriority="32" w:qFormat="1"/>
+    <w:lsdException w:name="Book Title" w:uiPriority="33" w:qFormat="1"/>
+    <w:lsdException w:name="Bibliography" w:semiHidden="1" w:uiPriority="37" w:unhideWhenUsed="1"/>
+    <w:lsdException w:name="TOC Heading" w:semiHidden="1" w:uiPriority="39" w:unhideWhenUsed="1" w:qFormat="1"/>
+    <w:lsdException w:name="Plain Table 1" w:uiPriority="41"/>
+    <w:lsdException w:name="Plain Table 2" w:uiPriority="42"/>
+    <w:lsdException w:name="Plain Table 3" w:uiPriority="43"/>
+    <w:lsdException w:name="Plain Table 4" w:uiPriority="44"/>
+    <w:lsdException w:name="Plain Table 5" w:uiPriority="45"/>
+    <w:lsdException w:name="Grid Table Light" w:uiPriority="40"/>
+    <w:lsdException w:name="Grid Table 1 Light" w:uiPriority="46"/>
+    <w:lsdException w:name="Grid Table 2" w:uiPriority="47"/>
+    <w:lsdException w:name="Grid Table 3" w:uiPriority="48"/>
+    <w:lsdException w:name="Grid Table 4" w:uiPriority="49"/>
+    <w:lsdException w:name="Grid Table 5 Dark" w:uiPriority="50"/>
+    <w:lsdException w:name="Grid Table 6 Colorful" w:uiPriority="51"/>
+    <w:lsdException w:name="Grid Table 7 Colorful" w:uiPriority="52"/>
+    <w:lsdException w:name="Grid Table 1 Light Accent 1" w:uiPriority="46"/>
+    <w:lsdException w:name="Grid Table 2 Accent 1" w:uiPriority="47"/>
+    <w:lsdException w:name="Grid Table 3 Accent 1" w:uiPriority="48"/>
+    <w:lsdException w:name="Grid Table 4 Accent 1" w:uiPriority="49"/>
+    <w:lsdException w:name="Grid Table 5 Dark Accent 1" w:uiPriority="50"/>
+    <w:lsdException w:name="Grid Table 6 Colorful Accent 1" w:uiPriority="51"/>
+    <w:lsdException w:name="Grid Table 7 Colorful Accent 1" w:uiPriority="52"/>
+    <w:lsdException w:name="Grid Table 1 Light Accent 2" w:uiPriority="46"/>
+    <w:lsdException w:name="Grid Table 2 Accent 2" w:uiPriority="47"/>
+    <w:lsdException w:name="Grid Table 3 Accent 2" w:uiPriority="48"/>
+    <w:lsdException w:name="Grid Table 4 Accent 2" w:uiPriority="49"/>
+    <w:lsdException w:name="Grid Table 5 Dark Accent 2" w:uiPriority="50"/>
+    <w:lsdException w:name="Grid Table 6 Colorful Accent 2" w:uiPriority="51"/>
+    <w:lsdException w:name="Grid Table 7 Colorful Accent 2" w:uiPriority="52"/>
+    <w:lsdException w:name="Grid Table 1 Light Accent 3" w:uiPriority="46"/>
+    <w:lsdException w:name="Grid Table 2 Accent 3" w:uiPriority="47"/>
+    <w:lsdException w:name="Grid Table 3 Accent 3" w:uiPriority="48"/>
+    <w:lsdException w:name="Grid Table 4 Accent 3" w:uiPriority="49"/>
+    <w:lsdException w:name="Grid Table 5 Dark Accent 3" w:uiPriority="50"/>
+    <w:lsdException w:name="Grid Table 6 Colorful Accent 3" w:uiPriority="51"/>
+    <w:lsdException w:name="Grid Table 7 Colorful Accent 3" w:uiPriority="52"/>
+    <w:lsdException w:name="Grid Table 1 Light Accent 4" w:uiPriority="46"/>
+    <w:lsdException w:name="Grid Table 2 Accent 4" w:uiPriority="47"/>
+    <w:lsdException w:name="Grid Table 3 Accent 4" w:uiPriority="48"/>
+    <w:lsdException w:name="Grid Table 4 Accent 4" w:uiPriority="49"/>
+    <w:lsdException w:name="Grid Table 5 Dark Accent 4" w:uiPriority="50"/>
+    <w:lsdException w:name="Grid Table 6 Colorful Accent 4" w:uiPriority="51"/>
+    <w:lsdException w:name="Grid Table 7 Colorful Accent 4" w:uiPriority="52"/>
+    <w:lsdException w:name="Grid Table 1 Light Accent 5" w:uiPriority="46"/>
+    <w:lsdException w:name="Grid Table 2 Accent 5" w:uiPriority="47"/>
+    <w:lsdException w:name="Grid Table 3 Accent 5" w:uiPriority="48"/>
+    <w:lsdException w:name="Grid Table 4 Accent 5" w:uiPriority="49"/>
+    <w:lsdException w:name="Grid Table 5 Dark Accent 5" w:uiPriority="50"/>
+    <w:lsdException w:name="Grid Table 6 Colorful Accent 5" w:uiPriority="51"/>
+    <w:lsdException w:name="Grid Table 7 Colorful Accent 5" w:uiPriority="52"/>
+    <w:lsdException w:name="Grid Table 1 Light Accent 6" w:uiPriority="46"/>
+    <w:lsdException w:name="Grid Table 2 Accent 6" w:uiPriority="47"/>
+    <w:lsdException w:name="Grid Table 3 Accent 6" w:uiPriority="48"/>
+    <w:lsdException w:name="Grid Table 4 Accent 6" w:uiPriority="49"/>
+    <w:lsdException w:name="Grid Table 5 Dark Accent 6" w:uiPriority="50"/>
+    <w:lsdException w:name="Grid Table 6 Colorful Accent 6" w:uiPriority="51"/>
+    <w:lsdException w:name="Grid Table 7 Colorful Accent 6" w:uiPriority="52"/>
+    <w:lsdException w:name="List Table 1 Light" w:uiPriority="46"/>
+    <w:lsdException w:name="List Table 2" w:uiPriority="47"/>
+    <w:lsdException w:name="List Table 3" w:uiPriority="48"/>
+    <w:lsdException w:name="List Table 4" w:uiPriority="49"/>
+    <w:lsdException w:name="List Table 5 Dark" w:uiPriority="50"/>
+    <w:lsdException w:name="List Table 6 Colorful" w:uiPriority="51"/>
+    <w:lsdException w:name="List Table 7 Colorful" w:uiPriority="52"/>
+    <w:lsdException w:name="List Table 1 Light Accent 1" w:uiPriority="46"/>
+    <w:lsdException w:name="List Table 2 Accent 1" w:uiPriority="47"/>
+    <w:lsdException w:name="List Table 3 Accent 1" w:uiPriority="48"/>
+    <w:lsdException w:name="List Table 4 Accent 1" w:uiPriority="49"/>
+    <w:lsdException w:name="List Table 5 Dark Accent 1" w:uiPriority="50"/>
+    <w:lsdException w:name="List Table 6 Colorful Accent 1" w:uiPriority="51"/>
+    <w:lsdException w:name="List Table 7 Colorful Accent 1" w:uiPriority="52"/>
+    <w:lsdException w:name="List Table 1 Light Accent 2" w:uiPriority="46"/>
+    <w:lsdException w:name="List Table 2 Accent 2" w:uiPriority="47"/>
+    <w:lsdException w:name="List Table 3 Accent 2" w:uiPriority="48"/>
+    <w:lsdException w:name="List Table 4 Accent 2" w:uiPriority="49"/>
+    <w:lsdException w:name="List Table 5 Dark Accent 2" w:uiPriority="50"/>
+    <w:lsdException w:name="List Table 6 Colorful Accent 2" w:uiPriority="51"/>
+    <w:lsdException w:name="List Table 7 Colorful Accent 2" w:uiPriority="52"/>
+    <w:lsdException w:name="List Table 1 Light Accent 3" w:uiPriority="46"/>
+    <w:lsdException w:name="List Table 2 Accent 3" w:uiPriority="47"/>
+    <w:lsdException w:name="List Table 3 Accent 3" w:uiPriority="48"/>
+    <w:lsdException w:name="List Table 4 Accent 3" w:uiPriority="49"/>
+    <w:lsdException w:name="List Table 5 Dark Accent 3" w:uiPriority="50"/>
+    <w:lsdException w:name="List Table 6 Colorful Accent 3" w:uiPriority="51"/>
+    <w:lsdException w:name="List Table 7 Colorful Accent 3" w:uiPriority="52"/>
+    <w:lsdException w:name="List Table 1 Light Accent 4" w:uiPriority="46"/>
+    <w:lsdException w:name="List Table 2 Accent 4" w:uiPriority="47"/>
+    <w:lsdException w:name="List Table 3 Accent 4" w:uiPriority="48"/>
+    <w:lsdException w:name="List Table 4 Accent 4" w:uiPriority="49"/>
+    <w:lsdException w:name="List Table 5 Dark Accent 4" w:uiPriority="50"/>
+    <w:lsdException w:name="List Table 6 Colorful Accent 4" w:uiPriority="51"/>
+    <w:lsdException w:name="List Table 7 Colorful Accent 4" w:uiPriority="52"/>
+    <w:lsdException w:name="List Table 1 Light Accent 5" w:uiPriority="46"/>
+    <w:lsdException w:name="List Table 2 Accent 5" w:uiPriority="47"/>
+    <w:lsdException w:name="List Table 3 Accent 5" w:uiPriority="48"/>
+    <w:lsdException w:name="List Table 4 Accent 5" w:uiPriority="49"/>
+    <w:lsdException w:name="List Table 5 Dark Accent 5" w:uiPriority="50"/>
+    <w:lsdException w:name="List Table 6 Colorful Accent 5" w:uiPriority="51"/>
+    <w:lsdException w:name="List Table 7 Colorful Accent 5" w:uiPriority="52"/>
+    <w:lsdException w:name="List Table 1 Light Accent 6" w:uiPriority="46"/>
+    <w:lsdException w:name="List Table 2 Accent 6" w:uiPriority="47"/>
+    <w:lsdException w:name="List Table 3 Accent 6" w:uiPriority="48"/>
+    <w:lsdException w:name="List Table 4 Accent 6" w:uiPriority="49"/>
+    <w:lsdException w:name="List Table 5 Dark Accent 6" w:uiPriority="50"/>
+    <w:lsdException w:name="List Table 6 Colorful Accent 6" w:uiPriority="51"/>
+    <w:lsdException w:name="List Table 7 Colorful Accent 6" w:uiPriority="52"/>
+    <w:lsdException w:name="Mention" w:semiHidden="1" w:unhideWhenUsed="1"/>
+    <w:lsdException w:name="Smart Hyperlink" w:semiHidden="1" w:unhideWhenUsed="1"/>
+    <w:lsdException w:name="Hashtag" w:semiHidden="1" w:unhideWhenUsed="1"/>
+    <w:lsdException w:name="Unresolved Mention" w:semiHidden="1" w:unhideWhenUsed="1"/>
+    <w:lsdException w:name="Smart Link" w:semiHidden="1" w:unhideWhenUsed="1"/>
+  </w:latentStyles>
+  <w:style w:type="paragraph" w:default="1" w:styleId="Normal">
+    <w:name w:val="Normal"/>
+    <w:qFormat/>
+  </w:style>
+  <w:style w:type="paragraph" w:styleId="Heading1">
+    <w:name w:val="heading 1"/>
+    <w:uiPriority w:val="9"/>
+    <w:qFormat/>
+    <w:pPr>
+      <w:spacing w:before="260" w:after="120"/>
+      <w:outlineLvl w:val="0"/>
+    </w:pPr>
+    <w:rPr>
+      <w:b/>
+      <w:bCs/>
+      <w:color w:val="7B2D26"/>
+      <w:sz w:val="30"/>
+      <w:szCs w:val="30"/>
+    </w:rPr>
+  </w:style>
+  <w:style w:type="paragraph" w:styleId="Heading2">
+    <w:name w:val="heading 2"/>
+    <w:uiPriority w:val="9"/>
+    <w:semiHidden/>
+    <w:unhideWhenUsed/>
+    <w:qFormat/>
+    <w:pPr>
+      <w:spacing w:before="180" w:after="100"/>
+      <w:outlineLvl w:val="1"/>
+    </w:pPr>
+    <w:rPr>
+      <w:b/>
+      <w:bCs/>
+      <w:color w:val="5F684C"/>
+      <w:sz w:val="26"/>
+      <w:szCs w:val="26"/>
+    </w:rPr>
+  </w:style>
+  <w:style w:type="paragraph" w:styleId="Heading3">
+    <w:name w:val="heading 3"/>
+    <w:uiPriority w:val="9"/>
+    <w:semiHidden/>
+    <w:unhideWhenUsed/>
+    <w:qFormat/>
+    <w:pPr>
+      <w:outlineLvl w:val="2"/>
+    </w:pPr>
+    <w:rPr>
+      <w:color w:val="1F4D78"/>
+      <w:sz w:val="24"/>
+      <w:szCs w:val="24"/>
+    </w:rPr>
+  </w:style>
+  <w:style w:type="paragraph" w:styleId="Heading4">
+    <w:name w:val="heading 4"/>
+    <w:uiPriority w:val="9"/>
+    <w:semiHidden/>
+    <w:unhideWhenUsed/>
+    <w:qFormat/>
+    <w:pPr>
+      <w:outlineLvl w:val="3"/>
+    </w:pPr>
+    <w:rPr>
+      <w:i/>
+      <w:iCs/>
+      <w:color w:val="2E74B5"/>
+    </w:rPr>
+  </w:style>
+  <w:style w:type="paragraph" w:styleId="Heading5">
+    <w:name w:val="heading 5"/>
+    <w:uiPriority w:val="9"/>
+    <w:semiHidden/>
+    <w:unhideWhenUsed/>
+    <w:qFormat/>
+    <w:pPr>
+      <w:outlineLvl w:val="4"/>
+    </w:pPr>
+    <w:rPr>
+      <w:color w:val="2E74B5"/>
+    </w:rPr>
+  </w:style>
+  <w:style w:type="paragraph" w:styleId="Heading6">
+    <w:name w:val="heading 6"/>
+    <w:uiPriority w:val="9"/>
+    <w:semiHidden/>
+    <w:unhideWhenUsed/>
+    <w:qFormat/>
+    <w:pPr>
+      <w:outlineLvl w:val="5"/>
+    </w:pPr>
+    <w:rPr>
+      <w:color w:val="1F4D78"/>
+    </w:rPr>
+  </w:style>
+  <w:style w:type="character" w:default="1" w:styleId="DefaultParagraphFont">
+    <w:name w:val="Default Paragraph Font"/>
+    <w:uiPriority w:val="1"/>
+    <w:semiHidden/>
+    <w:unhideWhenUsed/>
+  </w:style>
+  <w:style w:type="table" w:default="1" w:styleId="TableNormal">
+    <w:name w:val="Normal Table"/>
+    <w:uiPriority w:val="99"/>
+    <w:semiHidden/>
+    <w:unhideWhenUsed/>
+    <w:tblPr>
+      <w:tblInd w:w="0" w:type="dxa"/>
+      <w:tblCellMar>
+        <w:top w:w="0" w:type="dxa"/>
+        <w:left w:w="108" w:type="dxa"/>
+        <w:bottom w:w="0" w:type="dxa"/>
+        <w:right w:w="108" w:type="dxa"/>
+      </w:tblCellMar>
+    </w:tblPr>
+  </w:style>
+  <w:style w:type="numbering" w:default="1" w:styleId="NoList">
+    <w:name w:val="No List"/>
+    <w:uiPriority w:val="99"/>
+    <w:semiHidden/>
+    <w:unhideWhenUsed/>
+  </w:style>
   <w:style w:type="paragraph" w:styleId="Title">
     <w:name w:val="Title"/>
-    <w:basedOn w:val="Normal"/>
-    <w:next w:val="Normal"/>
+    <w:uiPriority w:val="10"/>
     <w:qFormat/>
     <w:rPr>
       <w:sz w:val="56"/>
       <w:szCs w:val="56"/>
     </w:rPr>
   </w:style>
-  <w:style w:type="paragraph" w:styleId="Heading1">
-    <w:name w:val="Heading 1"/>
-    <w:basedOn w:val="Normal"/>
-    <w:next w:val="Normal"/>
-    <w:qFormat/>
-    <w:rPr>
-      <w:color w:val="2E74B5"/>
-      <w:sz w:val="32"/>
-      <w:szCs w:val="32"/>
-    </w:rPr>
-  </w:style>
-  <w:style w:type="paragraph" w:styleId="Heading2">
-    <w:name w:val="Heading 2"/>
-    <w:basedOn w:val="Normal"/>
-    <w:next w:val="Normal"/>
-    <w:qFormat/>
-    <w:rPr>
-      <w:color w:val="2E74B5"/>
-      <w:sz w:val="26"/>
-      <w:szCs w:val="26"/>
-    </w:rPr>
-  </w:style>
-  <w:style w:type="paragraph" w:styleId="Heading3">
-    <w:name w:val="Heading 3"/>
-    <w:basedOn w:val="Normal"/>
-    <w:next w:val="Normal"/>
-    <w:qFormat/>
-    <w:rPr>
-      <w:color w:val="1F4D78"/>
-      <w:sz w:val="24"/>
-      <w:szCs w:val="24"/>
-    </w:rPr>
-  </w:style>
-  <w:style w:type="paragraph" w:styleId="Heading4">
-    <w:name w:val="Heading 4"/>
-    <w:basedOn w:val="Normal"/>
-    <w:next w:val="Normal"/>
-    <w:qFormat/>
-    <w:rPr>
-      <w:i/>
-      <w:iCs/>
-      <w:color w:val="2E74B5"/>
-    </w:rPr>
-  </w:style>
-  <w:style w:type="paragraph" w:styleId="Heading5">
-    <w:name w:val="Heading 5"/>
-    <w:basedOn w:val="Normal"/>
-    <w:next w:val="Normal"/>
-    <w:qFormat/>
-    <w:rPr>
-      <w:color w:val="2E74B5"/>
-    </w:rPr>
-  </w:style>
-  <w:style w:type="paragraph" w:styleId="Heading6">
-    <w:name w:val="Heading 6"/>
-    <w:basedOn w:val="Normal"/>
-    <w:next w:val="Normal"/>
-    <w:qFormat/>
-    <w:rPr>
-      <w:color w:val="1F4D78"/>
-    </w:rPr>
-  </w:style>
-  <w:style w:type="paragraph" w:styleId="Strong">
-    <w:name w:val="Strong"/>
-    <w:basedOn w:val="Normal"/>
-    <w:next w:val="Normal"/>
+  <w:style w:type="paragraph" w:customStyle="1" w:styleId="Strong1">
+    <w:name w:val="Strong1"/>
     <w:qFormat/>
     <w:rPr>
       <w:b/>
@@ -882,12 +1422,10 @@
   </w:style>
   <w:style w:type="paragraph" w:styleId="ListParagraph">
     <w:name w:val="List Paragraph"/>
-    <w:basedOn w:val="Normal"/>
     <w:qFormat/>
   </w:style>
   <w:style w:type="character" w:styleId="Hyperlink">
     <w:name w:val="Hyperlink"/>
-    <w:basedOn w:val="DefaultParagraphFont"/>
     <w:uiPriority w:val="99"/>
     <w:unhideWhenUsed/>
     <w:rPr>
@@ -897,7 +1435,6 @@
   </w:style>
   <w:style w:type="character" w:styleId="FootnoteReference">
     <w:name w:val="footnote reference"/>
-    <w:basedOn w:val="DefaultParagraphFont"/>
     <w:uiPriority w:val="99"/>
     <w:semiHidden/>
     <w:unhideWhenUsed/>
@@ -907,22 +1444,17 @@
   </w:style>
   <w:style w:type="paragraph" w:styleId="FootnoteText">
     <w:name w:val="footnote text"/>
-    <w:basedOn w:val="Normal"/>
     <w:link w:val="FootnoteTextChar"/>
     <w:uiPriority w:val="99"/>
     <w:semiHidden/>
     <w:unhideWhenUsed/>
-    <w:pPr>
-      <w:spacing w:after="0" w:line="240" w:lineRule="auto"/>
-    </w:pPr>
     <w:rPr>
       <w:sz w:val="20"/>
       <w:szCs w:val="20"/>
     </w:rPr>
   </w:style>
-  <w:style w:type="character" w:styleId="FootnoteTextChar">
+  <w:style w:type="character" w:customStyle="1" w:styleId="FootnoteTextChar">
     <w:name w:val="Footnote Text Char"/>
-    <w:basedOn w:val="DefaultParagraphFont"/>
     <w:link w:val="FootnoteText"/>
     <w:uiPriority w:val="99"/>
     <w:semiHidden/>
@@ -934,7 +1466,6 @@
   </w:style>
   <w:style w:type="character" w:styleId="EndnoteReference">
     <w:name w:val="endnote reference"/>
-    <w:basedOn w:val="DefaultParagraphFont"/>
     <w:uiPriority w:val="99"/>
     <w:semiHidden/>
     <w:unhideWhenUsed/>
@@ -944,22 +1475,17 @@
   </w:style>
   <w:style w:type="paragraph" w:styleId="EndnoteText">
     <w:name w:val="endnote text"/>
-    <w:basedOn w:val="Normal"/>
     <w:link w:val="EndnoteTextChar"/>
     <w:uiPriority w:val="99"/>
     <w:semiHidden/>
     <w:unhideWhenUsed/>
-    <w:pPr>
-      <w:spacing w:after="0" w:line="240" w:lineRule="auto"/>
-    </w:pPr>
     <w:rPr>
       <w:sz w:val="20"/>
       <w:szCs w:val="20"/>
     </w:rPr>
   </w:style>
-  <w:style w:type="character" w:styleId="EndnoteTextChar">
+  <w:style w:type="character" w:customStyle="1" w:styleId="EndnoteTextChar">
     <w:name w:val="Endnote Text Char"/>
-    <w:basedOn w:val="DefaultParagraphFont"/>
     <w:link w:val="EndnoteText"/>
     <w:uiPriority w:val="99"/>
     <w:semiHidden/>
@@ -969,41 +1495,320 @@
       <w:szCs w:val="20"/>
     </w:rPr>
   </w:style>
-  <w:style w:type="paragraph" w:styleId="Heading1">
-    <w:name w:val="Heading 1"/>
-    <w:basedOn w:val="Normal"/>
-    <w:next w:val="Normal"/>
-    <w:qFormat/>
-    <w:pPr>
-      <w:spacing w:after="120" w:before="260"/>
-      <w:outlineLvl w:val="0"/>
-    </w:pPr>
-    <w:rPr>
-      <w:rFonts w:ascii="Georgia" w:cs="Georgia" w:eastAsia="Georgia" w:hAnsi="Georgia"/>
-      <w:b/>
-      <w:bCs/>
-      <w:color w:val="7B2D26"/>
-      <w:sz w:val="30"/>
-      <w:szCs w:val="30"/>
-    </w:rPr>
-  </w:style>
-  <w:style w:type="paragraph" w:styleId="Heading2">
-    <w:name w:val="Heading 2"/>
-    <w:basedOn w:val="Normal"/>
-    <w:next w:val="Normal"/>
-    <w:qFormat/>
-    <w:pPr>
-      <w:spacing w:after="100" w:before="180"/>
-      <w:outlineLvl w:val="1"/>
-    </w:pPr>
-    <w:rPr>
-      <w:rFonts w:ascii="Georgia" w:cs="Georgia" w:eastAsia="Georgia" w:hAnsi="Georgia"/>
-      <w:b/>
-      <w:bCs/>
-      <w:color w:val="5F684C"/>
-      <w:sz w:val="26"/>
-      <w:szCs w:val="26"/>
-    </w:rPr>
-  </w:style>
 </w:styles>
+</file>
+
+<file path=word/theme/theme1.xml><?xml version="1.0" encoding="utf-8"?>
+<a:theme xmlns:a="http://schemas.openxmlformats.org/drawingml/2006/main" name="Office Theme">
+  <a:themeElements>
+    <a:clrScheme name="Office">
+      <a:dk1>
+        <a:sysClr val="windowText" lastClr="000000"/>
+      </a:dk1>
+      <a:lt1>
+        <a:sysClr val="window" lastClr="FFFFFF"/>
+      </a:lt1>
+      <a:dk2>
+        <a:srgbClr val="0E2841"/>
+      </a:dk2>
+      <a:lt2>
+        <a:srgbClr val="E8E8E8"/>
+      </a:lt2>
+      <a:accent1>
+        <a:srgbClr val="156082"/>
+      </a:accent1>
+      <a:accent2>
+        <a:srgbClr val="E97132"/>
+      </a:accent2>
+      <a:accent3>
+        <a:srgbClr val="196B24"/>
+      </a:accent3>
+      <a:accent4>
+        <a:srgbClr val="0F9ED5"/>
+      </a:accent4>
+      <a:accent5>
+        <a:srgbClr val="A02B93"/>
+      </a:accent5>
+      <a:accent6>
+        <a:srgbClr val="4EA72E"/>
+      </a:accent6>
+      <a:hlink>
+        <a:srgbClr val="467886"/>
+      </a:hlink>
+      <a:folHlink>
+        <a:srgbClr val="96607D"/>
+      </a:folHlink>
+    </a:clrScheme>
+    <a:fontScheme name="Office">
+      <a:majorFont>
+        <a:latin typeface="Aptos Display" panose="02110004020202020204"/>
+        <a:ea typeface=""/>
+        <a:cs typeface=""/>
+        <a:font script="Jpan" typeface="游ゴシック Light"/>
+        <a:font script="Hang" typeface="맑은 고딕"/>
+        <a:font script="Hans" typeface="等线 Light"/>
+        <a:font script="Hant" typeface="新細明體"/>
+        <a:font script="Arab" typeface="Times New Roman"/>
+        <a:font script="Hebr" typeface="Times New Roman"/>
+        <a:font script="Thai" typeface="Angsana New"/>
+        <a:font script="Ethi" typeface="Nyala"/>
+        <a:font script="Beng" typeface="Vrinda"/>
+        <a:font script="Gujr" typeface="Shruti"/>
+        <a:font script="Khmr" typeface="MoolBoran"/>
+        <a:font script="Knda" typeface="Tunga"/>
+        <a:font script="Guru" typeface="Raavi"/>
+        <a:font script="Cans" typeface="Euphemia"/>
+        <a:font script="Cher" typeface="Plantagenet Cherokee"/>
+        <a:font script="Yiii" typeface="Microsoft Yi Baiti"/>
+        <a:font script="Tibt" typeface="Microsoft Himalaya"/>
+        <a:font script="Thaa" typeface="MV Boli"/>
+        <a:font script="Deva" typeface="Mangal"/>
+        <a:font script="Telu" typeface="Gautami"/>
+        <a:font script="Taml" typeface="Latha"/>
+        <a:font script="Syrc" typeface="Estrangelo Edessa"/>
+        <a:font script="Orya" typeface="Kalinga"/>
+        <a:font script="Mlym" typeface="Kartika"/>
+        <a:font script="Laoo" typeface="DokChampa"/>
+        <a:font script="Sinh" typeface="Iskoola Pota"/>
+        <a:font script="Mong" typeface="Mongolian Baiti"/>
+        <a:font script="Viet" typeface="Times New Roman"/>
+        <a:font script="Uigh" typeface="Microsoft Uighur"/>
+        <a:font script="Geor" typeface="Sylfaen"/>
+        <a:font script="Armn" typeface="Arial"/>
+        <a:font script="Bugi" typeface="Leelawadee UI"/>
+        <a:font script="Bopo" typeface="Microsoft JhengHei"/>
+        <a:font script="Java" typeface="Javanese Text"/>
+        <a:font script="Lisu" typeface="Segoe UI"/>
+        <a:font script="Mymr" typeface="Myanmar Text"/>
+        <a:font script="Nkoo" typeface="Ebrima"/>
+        <a:font script="Olck" typeface="Nirmala UI"/>
+        <a:font script="Osma" typeface="Ebrima"/>
+        <a:font script="Phag" typeface="Phagspa"/>
+        <a:font script="Syrn" typeface="Estrangelo Edessa"/>
+        <a:font script="Syrj" typeface="Estrangelo Edessa"/>
+        <a:font script="Syre" typeface="Estrangelo Edessa"/>
+        <a:font script="Sora" typeface="Nirmala UI"/>
+        <a:font script="Tale" typeface="Microsoft Tai Le"/>
+        <a:font script="Talu" typeface="Microsoft New Tai Lue"/>
+        <a:font script="Tfng" typeface="Ebrima"/>
+      </a:majorFont>
+      <a:minorFont>
+        <a:latin typeface="Aptos" panose="02110004020202020204"/>
+        <a:ea typeface=""/>
+        <a:cs typeface=""/>
+        <a:font script="Jpan" typeface="游明朝"/>
+        <a:font script="Hang" typeface="맑은 고딕"/>
+        <a:font script="Hans" typeface="等线"/>
+        <a:font script="Hant" typeface="新細明體"/>
+        <a:font script="Arab" typeface="Arial"/>
+        <a:font script="Hebr" typeface="Arial"/>
+        <a:font script="Thai" typeface="Cordia New"/>
+        <a:font script="Ethi" typeface="Nyala"/>
+        <a:font script="Beng" typeface="Vrinda"/>
+        <a:font script="Gujr" typeface="Shruti"/>
+        <a:font script="Khmr" typeface="DaunPenh"/>
+        <a:font script="Knda" typeface="Tunga"/>
+        <a:font script="Guru" typeface="Raavi"/>
+        <a:font script="Cans" typeface="Euphemia"/>
+        <a:font script="Cher" typeface="Plantagenet Cherokee"/>
+        <a:font script="Yiii" typeface="Microsoft Yi Baiti"/>
+        <a:font script="Tibt" typeface="Microsoft Himalaya"/>
+        <a:font script="Thaa" typeface="MV Boli"/>
+        <a:font script="Deva" typeface="Mangal"/>
+        <a:font script="Telu" typeface="Gautami"/>
+        <a:font script="Taml" typeface="Latha"/>
+        <a:font script="Syrc" typeface="Estrangelo Edessa"/>
+        <a:font script="Orya" typeface="Kalinga"/>
+        <a:font script="Mlym" typeface="Kartika"/>
+        <a:font script="Laoo" typeface="DokChampa"/>
+        <a:font script="Sinh" typeface="Iskoola Pota"/>
+        <a:font script="Mong" typeface="Mongolian Baiti"/>
+        <a:font script="Viet" typeface="Arial"/>
+        <a:font script="Uigh" typeface="Microsoft Uighur"/>
+        <a:font script="Geor" typeface="Sylfaen"/>
+        <a:font script="Armn" typeface="Arial"/>
+        <a:font script="Bugi" typeface="Leelawadee UI"/>
+        <a:font script="Bopo" typeface="Microsoft JhengHei"/>
+        <a:font script="Java" typeface="Javanese Text"/>
+        <a:font script="Lisu" typeface="Segoe UI"/>
+        <a:font script="Mymr" typeface="Myanmar Text"/>
+        <a:font script="Nkoo" typeface="Ebrima"/>
+        <a:font script="Olck" typeface="Nirmala UI"/>
+        <a:font script="Osma" typeface="Ebrima"/>
+        <a:font script="Phag" typeface="Phagspa"/>
+        <a:font script="Syrn" typeface="Estrangelo Edessa"/>
+        <a:font script="Syrj" typeface="Estrangelo Edessa"/>
+        <a:font script="Syre" typeface="Estrangelo Edessa"/>
+        <a:font script="Sora" typeface="Nirmala UI"/>
+        <a:font script="Tale" typeface="Microsoft Tai Le"/>
+        <a:font script="Talu" typeface="Microsoft New Tai Lue"/>
+        <a:font script="Tfng" typeface="Ebrima"/>
+      </a:minorFont>
+    </a:fontScheme>
+    <a:fmtScheme name="Office">
+      <a:fillStyleLst>
+        <a:solidFill>
+          <a:schemeClr val="phClr"/>
+        </a:solidFill>
+        <a:gradFill rotWithShape="1">
+          <a:gsLst>
+            <a:gs pos="0">
+              <a:schemeClr val="phClr">
+                <a:lumMod val="110000"/>
+                <a:satMod val="105000"/>
+                <a:tint val="67000"/>
+              </a:schemeClr>
+            </a:gs>
+            <a:gs pos="50000">
+              <a:schemeClr val="phClr">
+                <a:lumMod val="105000"/>
+                <a:satMod val="103000"/>
+                <a:tint val="73000"/>
+              </a:schemeClr>
+            </a:gs>
+            <a:gs pos="100000">
+              <a:schemeClr val="phClr">
+                <a:lumMod val="105000"/>
+                <a:satMod val="109000"/>
+                <a:tint val="81000"/>
+              </a:schemeClr>
+            </a:gs>
+          </a:gsLst>
+          <a:lin ang="5400000" scaled="0"/>
+        </a:gradFill>
+        <a:gradFill rotWithShape="1">
+          <a:gsLst>
+            <a:gs pos="0">
+              <a:schemeClr val="phClr">
+                <a:satMod val="103000"/>
+                <a:lumMod val="102000"/>
+                <a:tint val="94000"/>
+              </a:schemeClr>
+            </a:gs>
+            <a:gs pos="50000">
+              <a:schemeClr val="phClr">
+                <a:satMod val="110000"/>
+                <a:lumMod val="100000"/>
+                <a:shade val="100000"/>
+              </a:schemeClr>
+            </a:gs>
+            <a:gs pos="100000">
+              <a:schemeClr val="phClr">
+                <a:lumMod val="99000"/>
+                <a:satMod val="120000"/>
+                <a:shade val="78000"/>
+              </a:schemeClr>
+            </a:gs>
+          </a:gsLst>
+          <a:lin ang="5400000" scaled="0"/>
+        </a:gradFill>
+      </a:fillStyleLst>
+      <a:lnStyleLst>
+        <a:ln w="12700" cap="flat" cmpd="sng" algn="ctr">
+          <a:solidFill>
+            <a:schemeClr val="phClr"/>
+          </a:solidFill>
+          <a:prstDash val="solid"/>
+          <a:miter lim="800000"/>
+        </a:ln>
+        <a:ln w="19050" cap="flat" cmpd="sng" algn="ctr">
+          <a:solidFill>
+            <a:schemeClr val="phClr"/>
+          </a:solidFill>
+          <a:prstDash val="solid"/>
+          <a:miter lim="800000"/>
+        </a:ln>
+        <a:ln w="25400" cap="flat" cmpd="sng" algn="ctr">
+          <a:solidFill>
+            <a:schemeClr val="phClr"/>
+          </a:solidFill>
+          <a:prstDash val="solid"/>
+          <a:miter lim="800000"/>
+        </a:ln>
+      </a:lnStyleLst>
+      <a:effectStyleLst>
+        <a:effectStyle>
+          <a:effectLst/>
+        </a:effectStyle>
+        <a:effectStyle>
+          <a:effectLst/>
+        </a:effectStyle>
+        <a:effectStyle>
+          <a:effectLst>
+            <a:outerShdw blurRad="57150" dist="19050" dir="5400000" algn="ctr" rotWithShape="0">
+              <a:srgbClr val="000000">
+                <a:alpha val="63000"/>
+              </a:srgbClr>
+            </a:outerShdw>
+          </a:effectLst>
+        </a:effectStyle>
+      </a:effectStyleLst>
+      <a:bgFillStyleLst>
+        <a:solidFill>
+          <a:schemeClr val="phClr"/>
+        </a:solidFill>
+        <a:solidFill>
+          <a:schemeClr val="phClr">
+            <a:tint val="95000"/>
+            <a:satMod val="170000"/>
+          </a:schemeClr>
+        </a:solidFill>
+        <a:gradFill rotWithShape="1">
+          <a:gsLst>
+            <a:gs pos="0">
+              <a:schemeClr val="phClr">
+                <a:tint val="93000"/>
+                <a:satMod val="150000"/>
+                <a:shade val="98000"/>
+                <a:lumMod val="102000"/>
+              </a:schemeClr>
+            </a:gs>
+            <a:gs pos="50000">
+              <a:schemeClr val="phClr">
+                <a:tint val="98000"/>
+                <a:satMod val="130000"/>
+                <a:shade val="90000"/>
+                <a:lumMod val="103000"/>
+              </a:schemeClr>
+            </a:gs>
+            <a:gs pos="100000">
+              <a:schemeClr val="phClr">
+                <a:shade val="63000"/>
+                <a:satMod val="120000"/>
+              </a:schemeClr>
+            </a:gs>
+          </a:gsLst>
+          <a:lin ang="5400000" scaled="0"/>
+        </a:gradFill>
+      </a:bgFillStyleLst>
+    </a:fmtScheme>
+  </a:themeElements>
+  <a:objectDefaults>
+    <a:lnDef>
+      <a:spPr/>
+      <a:bodyPr/>
+      <a:lstStyle/>
+      <a:style>
+        <a:lnRef idx="2">
+          <a:schemeClr val="accent1"/>
+        </a:lnRef>
+        <a:fillRef idx="0">
+          <a:schemeClr val="accent1"/>
+        </a:fillRef>
+        <a:effectRef idx="1">
+          <a:schemeClr val="accent1"/>
+        </a:effectRef>
+        <a:fontRef idx="minor">
+          <a:schemeClr val="tx1"/>
+        </a:fontRef>
+      </a:style>
+    </a:lnDef>
+  </a:objectDefaults>
+  <a:extraClrSchemeLst/>
+  <a:extLst>
+    <a:ext uri="{05A4C25C-085E-4340-85A3-A5531E510DB2}">
+      <thm15:themeFamily xmlns:thm15="http://schemas.microsoft.com/office/thememl/2012/main" name="Office Theme" id="{2E142A2C-CD16-42D6-873A-C26D2A0506FA}" vid="{1BDDFF52-6CD6-40A5-AB3C-68EB2F1E4D0A}"/>
+    </a:ext>
+  </a:extLst>
+</a:theme>
 </file>